--- a/CÔNG TY TNHH VIỆT PHÚC VINA/VietPhuc_ThanhLapMoi/Điều lệ công ty_DA_DIEN.docx
+++ b/CÔNG TY TNHH VIỆT PHÚC VINA/VietPhuc_ThanhLapMoi/Điều lệ công ty_DA_DIEN.docx
@@ -1174,41 +1174,57 @@
     </w:p>
     <w:tbl>
       <w:tblPr>
-        <w:tblStyle w:val="TableGrid2"/>
-        <w:tblW w:w="0" w:type="auto"/>
-        <w:jc w:val="center"/>
+        <w:tblStyle w:val="TableGrid3"/>
+        <w:tblW w:w="9360" w:type="dxa"/>
+        <w:tblInd w:w="120" w:type="dxa"/>
+        <w:tblBorders>
+          <w:top w:val="single" w:sz="6" w:space="0" w:color="AAB7C4"/>
+          <w:left w:val="single" w:sz="6" w:space="0" w:color="AAB7C4"/>
+          <w:bottom w:val="single" w:sz="6" w:space="0" w:color="AAB7C4"/>
+          <w:right w:val="single" w:sz="6" w:space="0" w:color="AAB7C4"/>
+          <w:insideH w:val="single" w:sz="6" w:space="0" w:color="AAB7C4"/>
+          <w:insideV w:val="single" w:sz="6" w:space="0" w:color="AAB7C4"/>
+        </w:tblBorders>
+        <w:tblLayout w:type="fixed"/>
         <w:tblLook w:val="04A0" w:firstRow="1" w:lastRow="0" w:firstColumn="1" w:lastColumn="0" w:noHBand="0" w:noVBand="1"/>
       </w:tblPr>
       <w:tblGrid>
-        <w:gridCol w:w="741"/>
-        <w:gridCol w:w="1147"/>
-        <w:gridCol w:w="5126"/>
-        <w:gridCol w:w="1645"/>
+        <w:gridCol w:w="600"/>
+        <w:gridCol w:w="1100"/>
+        <w:gridCol w:w="6420"/>
+        <w:gridCol w:w="1240"/>
       </w:tblGrid>
       <w:tr>
         <w:trPr>
           <w:tblHeader/>
-          <w:jc w:val="center"/>
         </w:trPr>
         <w:tc>
           <w:tcPr>
-            <w:tcW w:w="754" w:type="dxa"/>
-            <w:shd w:val="clear" w:color="auto" w:fill="D9D9D9"/>
+            <w:tcW w:w="600" w:type="dxa"/>
+            <w:shd w:val="clear" w:color="auto" w:fill="E8EEF5"/>
+            <w:tcMar>
+              <w:top w:w="80" w:type="dxa"/>
+              <w:left w:w="120" w:type="dxa"/>
+              <w:bottom w:w="80" w:type="dxa"/>
+              <w:right w:w="120" w:type="dxa"/>
+            </w:tcMar>
             <w:vAlign w:val="center"/>
           </w:tcPr>
           <w:p>
             <w:pPr>
+              <w:spacing w:after="0" w:line="252" w:lineRule="auto"/>
               <w:jc w:val="center"/>
               <w:rPr>
-                <w:rFonts w:ascii="Times New Roman" w:eastAsia="Times New Roman" w:hAnsi="Times New Roman"/>
-                <w:sz w:val="24"/>
+                <w:rFonts w:eastAsia="MS Mincho"/>
+                <w:sz w:val="24"/>
+                <w:szCs w:val="24"/>
               </w:rPr>
             </w:pPr>
             <w:r>
               <w:rPr>
-                <w:rFonts w:ascii="Times New Roman" w:eastAsia="Times New Roman" w:hAnsi="Times New Roman"/>
                 <w:b/>
                 <w:sz w:val="24"/>
+                <w:szCs w:val="24"/>
               </w:rPr>
               <w:t>STT</w:t>
             </w:r>
@@ -1216,71 +1232,104 @@
         </w:tc>
         <w:tc>
           <w:tcPr>
-            <w:tcW w:w="1195" w:type="dxa"/>
-            <w:shd w:val="clear" w:color="auto" w:fill="D9D9D9"/>
+            <w:tcW w:w="1100" w:type="dxa"/>
+            <w:shd w:val="clear" w:color="auto" w:fill="E8EEF5"/>
+            <w:tcMar>
+              <w:top w:w="80" w:type="dxa"/>
+              <w:left w:w="120" w:type="dxa"/>
+              <w:bottom w:w="80" w:type="dxa"/>
+              <w:right w:w="120" w:type="dxa"/>
+            </w:tcMar>
             <w:vAlign w:val="center"/>
           </w:tcPr>
           <w:p>
             <w:pPr>
+              <w:spacing w:after="0" w:line="252" w:lineRule="auto"/>
               <w:jc w:val="center"/>
               <w:rPr>
-                <w:rFonts w:ascii="Times New Roman" w:eastAsia="Times New Roman" w:hAnsi="Times New Roman"/>
-                <w:sz w:val="24"/>
+                <w:rFonts w:eastAsia="MS Mincho"/>
+                <w:sz w:val="24"/>
+                <w:szCs w:val="24"/>
               </w:rPr>
             </w:pPr>
             <w:r>
               <w:rPr>
-                <w:rFonts w:ascii="Times New Roman" w:eastAsia="Times New Roman" w:hAnsi="Times New Roman"/>
                 <w:b/>
                 <w:sz w:val="24"/>
-              </w:rPr>
-              <w:t>Mã Ngành</w:t>
+                <w:szCs w:val="24"/>
+              </w:rPr>
+              <w:t>Mã ngành</w:t>
             </w:r>
           </w:p>
         </w:tc>
         <w:tc>
           <w:tcPr>
-            <w:tcW w:w="5892" w:type="dxa"/>
-            <w:shd w:val="clear" w:color="auto" w:fill="D9D9D9"/>
+            <w:tcW w:w="6420" w:type="dxa"/>
+            <w:shd w:val="clear" w:color="auto" w:fill="E8EEF5"/>
+            <w:tcMar>
+              <w:top w:w="80" w:type="dxa"/>
+              <w:left w:w="120" w:type="dxa"/>
+              <w:bottom w:w="80" w:type="dxa"/>
+              <w:right w:w="120" w:type="dxa"/>
+            </w:tcMar>
             <w:vAlign w:val="center"/>
           </w:tcPr>
           <w:p>
             <w:pPr>
+              <w:spacing w:after="0" w:line="252" w:lineRule="auto"/>
               <w:jc w:val="center"/>
               <w:rPr>
-                <w:rFonts w:ascii="Times New Roman" w:eastAsia="Times New Roman" w:hAnsi="Times New Roman"/>
-                <w:sz w:val="24"/>
+                <w:rFonts w:eastAsia="MS Mincho"/>
+                <w:sz w:val="24"/>
+                <w:szCs w:val="24"/>
               </w:rPr>
             </w:pPr>
             <w:r>
               <w:rPr>
-                <w:rFonts w:ascii="Times New Roman" w:eastAsia="Times New Roman" w:hAnsi="Times New Roman"/>
                 <w:b/>
                 <w:sz w:val="24"/>
-              </w:rPr>
-              <w:t>Tên ngành (bao gồm chi tiết)</w:t>
+                <w:szCs w:val="24"/>
+              </w:rPr>
+              <w:t>Tên ngành</w:t>
+            </w:r>
+            <w:r>
+              <w:rPr>
+                <w:b/>
+                <w:sz w:val="24"/>
+                <w:szCs w:val="24"/>
+              </w:rPr>
+              <w:br/>
+              <w:t>(bao gồm chi tiết)</w:t>
             </w:r>
           </w:p>
         </w:tc>
         <w:tc>
           <w:tcPr>
-            <w:tcW w:w="1787" w:type="dxa"/>
-            <w:shd w:val="clear" w:color="auto" w:fill="D9D9D9"/>
+            <w:tcW w:w="1240" w:type="dxa"/>
+            <w:shd w:val="clear" w:color="auto" w:fill="E8EEF5"/>
+            <w:tcMar>
+              <w:top w:w="80" w:type="dxa"/>
+              <w:left w:w="120" w:type="dxa"/>
+              <w:bottom w:w="80" w:type="dxa"/>
+              <w:right w:w="120" w:type="dxa"/>
+            </w:tcMar>
             <w:vAlign w:val="center"/>
           </w:tcPr>
           <w:p>
             <w:pPr>
+              <w:spacing w:after="0" w:line="252" w:lineRule="auto"/>
               <w:jc w:val="center"/>
               <w:rPr>
-                <w:rFonts w:ascii="Times New Roman" w:eastAsia="Times New Roman" w:hAnsi="Times New Roman"/>
-                <w:sz w:val="24"/>
+                <w:rFonts w:eastAsia="MS Mincho"/>
+                <w:sz w:val="24"/>
+                <w:szCs w:val="24"/>
               </w:rPr>
             </w:pPr>
             <w:r>
               <w:rPr>
-                <w:rFonts w:ascii="Times New Roman" w:eastAsia="Times New Roman" w:hAnsi="Times New Roman"/>
                 <w:b/>
                 <w:sz w:val="24"/>
+                <w:szCs w:val="24"/>
               </w:rPr>
               <w:t>Ngành chính</w:t>
             </w:r>
@@ -1288,657 +1337,1918 @@
         </w:tc>
       </w:tr>
       <w:tr>
-        <w:trPr>
-          <w:jc w:val="center"/>
-        </w:trPr>
         <w:tc>
           <w:tcPr>
-            <w:tcW w:w="754" w:type="dxa"/>
+            <w:tcW w:w="600" w:type="dxa"/>
+            <w:tcMar>
+              <w:top w:w="80" w:type="dxa"/>
+              <w:left w:w="120" w:type="dxa"/>
+              <w:bottom w:w="80" w:type="dxa"/>
+              <w:right w:w="120" w:type="dxa"/>
+            </w:tcMar>
+            <w:vAlign w:val="center"/>
           </w:tcPr>
           <w:p>
             <w:pPr>
-              <w:rPr>
-                <w:rFonts w:ascii="Times New Roman" w:hAnsi="Times New Roman"/>
+              <w:spacing w:after="0" w:line="252" w:lineRule="auto"/>
+              <w:jc w:val="center"/>
+              <w:rPr>
+                <w:rFonts w:eastAsia="MS Mincho"/>
+                <w:sz w:val="24"/>
+                <w:szCs w:val="24"/>
               </w:rPr>
             </w:pPr>
             <w:r>
+              <w:rPr>
+                <w:sz w:val="24"/>
+                <w:szCs w:val="24"/>
+              </w:rPr>
               <w:t>1</w:t>
             </w:r>
           </w:p>
         </w:tc>
         <w:tc>
           <w:tcPr>
-            <w:tcW w:w="1195" w:type="dxa"/>
+            <w:tcW w:w="1100" w:type="dxa"/>
+            <w:tcMar>
+              <w:top w:w="80" w:type="dxa"/>
+              <w:left w:w="120" w:type="dxa"/>
+              <w:bottom w:w="80" w:type="dxa"/>
+              <w:right w:w="120" w:type="dxa"/>
+            </w:tcMar>
+            <w:vAlign w:val="center"/>
           </w:tcPr>
           <w:p>
             <w:pPr>
-              <w:rPr>
-                <w:rFonts w:ascii="Times New Roman" w:hAnsi="Times New Roman"/>
+              <w:spacing w:after="0" w:line="252" w:lineRule="auto"/>
+              <w:jc w:val="center"/>
+              <w:rPr>
+                <w:rFonts w:eastAsia="MS Mincho"/>
+                <w:sz w:val="24"/>
+                <w:szCs w:val="24"/>
               </w:rPr>
             </w:pPr>
             <w:r>
-              <w:t>5610</w:t>
+              <w:rPr>
+                <w:sz w:val="24"/>
+                <w:szCs w:val="24"/>
+              </w:rPr>
+              <w:t>2592</w:t>
             </w:r>
           </w:p>
         </w:tc>
         <w:tc>
           <w:tcPr>
-            <w:tcW w:w="5892" w:type="dxa"/>
+            <w:tcW w:w="6420" w:type="dxa"/>
+            <w:tcMar>
+              <w:top w:w="80" w:type="dxa"/>
+              <w:left w:w="120" w:type="dxa"/>
+              <w:bottom w:w="80" w:type="dxa"/>
+              <w:right w:w="120" w:type="dxa"/>
+            </w:tcMar>
           </w:tcPr>
           <w:p>
             <w:pPr>
-              <w:rPr>
-                <w:rFonts w:ascii="Times New Roman" w:hAnsi="Times New Roman"/>
-                <w:sz w:val="26"/>
-                <w:szCs w:val="26"/>
+              <w:spacing w:after="40" w:line="276" w:lineRule="auto"/>
+              <w:jc w:val="left"/>
+              <w:rPr>
+                <w:rFonts w:eastAsia="MS Mincho"/>
+                <w:sz w:val="24"/>
+                <w:szCs w:val="24"/>
               </w:rPr>
             </w:pPr>
             <w:r>
-              <w:t>Nhà hàng và các dịch vụ ăn uống phục vụ lưu động</w:t>
+              <w:rPr>
+                <w:b/>
+                <w:sz w:val="24"/>
+                <w:szCs w:val="24"/>
+              </w:rPr>
+              <w:t>Gia công cơ khí; xử lý và tráng phủ kim loại</w:t>
+            </w:r>
+          </w:p>
+          <w:p>
+            <w:pPr>
+              <w:spacing w:after="20" w:line="276" w:lineRule="auto"/>
+              <w:jc w:val="left"/>
+              <w:rPr>
+                <w:rFonts w:eastAsia="MS Mincho"/>
+                <w:sz w:val="24"/>
+                <w:szCs w:val="24"/>
+              </w:rPr>
+            </w:pPr>
+            <w:r>
+              <w:rPr>
+                <w:b/>
+                <w:i/>
+                <w:sz w:val="24"/>
+                <w:szCs w:val="24"/>
+              </w:rPr>
+              <w:t>Chi tiết:</w:t>
+            </w:r>
+          </w:p>
+          <w:p>
+            <w:pPr>
+              <w:numPr>
+                <w:ilvl w:val="0"/>
+                <w:numId w:val="12"/>
+              </w:numPr>
+              <w:spacing w:after="80" w:line="300" w:lineRule="auto"/>
+              <w:contextualSpacing/>
+              <w:jc w:val="left"/>
+              <w:rPr>
+                <w:rFonts w:eastAsia="MS Mincho"/>
+                <w:sz w:val="24"/>
+                <w:szCs w:val="24"/>
+              </w:rPr>
+            </w:pPr>
+            <w:r>
+              <w:rPr>
+                <w:sz w:val="24"/>
+                <w:szCs w:val="24"/>
+              </w:rPr>
+              <w:t>Gia công khuôn mẫu các loại</w:t>
+            </w:r>
+          </w:p>
+          <w:p>
+            <w:pPr>
+              <w:numPr>
+                <w:ilvl w:val="0"/>
+                <w:numId w:val="12"/>
+              </w:numPr>
+              <w:spacing w:after="80" w:line="300" w:lineRule="auto"/>
+              <w:contextualSpacing/>
+              <w:jc w:val="left"/>
+              <w:rPr>
+                <w:rFonts w:eastAsia="MS Mincho"/>
+                <w:sz w:val="24"/>
+                <w:szCs w:val="24"/>
+              </w:rPr>
+            </w:pPr>
+            <w:r>
+              <w:rPr>
+                <w:sz w:val="24"/>
+                <w:szCs w:val="24"/>
+              </w:rPr>
+              <w:t>Gia công bàn in băng chuyền ,băng tải bồn sấy.</w:t>
+            </w:r>
+          </w:p>
+          <w:p>
+            <w:pPr>
+              <w:numPr>
+                <w:ilvl w:val="0"/>
+                <w:numId w:val="12"/>
+              </w:numPr>
+              <w:spacing w:after="80" w:line="300" w:lineRule="auto"/>
+              <w:contextualSpacing/>
+              <w:jc w:val="left"/>
+              <w:rPr>
+                <w:rFonts w:eastAsia="MS Mincho"/>
+                <w:sz w:val="24"/>
+                <w:szCs w:val="24"/>
+              </w:rPr>
+            </w:pPr>
+            <w:r>
+              <w:rPr>
+                <w:sz w:val="24"/>
+                <w:szCs w:val="24"/>
+              </w:rPr>
+              <w:t>Tiện, phay, bào, hàn, cắt, mài, đục.</w:t>
+            </w:r>
+          </w:p>
+          <w:p>
+            <w:pPr>
+              <w:numPr>
+                <w:ilvl w:val="0"/>
+                <w:numId w:val="12"/>
+              </w:numPr>
+              <w:spacing w:after="80" w:line="300" w:lineRule="auto"/>
+              <w:contextualSpacing/>
+              <w:jc w:val="left"/>
+              <w:rPr>
+                <w:rFonts w:eastAsia="MS Mincho"/>
+                <w:sz w:val="24"/>
+                <w:szCs w:val="24"/>
+              </w:rPr>
+            </w:pPr>
+            <w:r>
+              <w:rPr>
+                <w:sz w:val="24"/>
+                <w:szCs w:val="24"/>
+              </w:rPr>
+              <w:t>Gia công và lắp đặt ngói thép màu</w:t>
             </w:r>
           </w:p>
         </w:tc>
         <w:tc>
           <w:tcPr>
-            <w:tcW w:w="1787" w:type="dxa"/>
+            <w:tcW w:w="1240" w:type="dxa"/>
+            <w:tcMar>
+              <w:top w:w="80" w:type="dxa"/>
+              <w:left w:w="120" w:type="dxa"/>
+              <w:bottom w:w="80" w:type="dxa"/>
+              <w:right w:w="120" w:type="dxa"/>
+            </w:tcMar>
             <w:vAlign w:val="center"/>
           </w:tcPr>
           <w:p>
+            <w:pPr>
+              <w:spacing w:after="0" w:line="252" w:lineRule="auto"/>
+              <w:jc w:val="center"/>
+              <w:rPr>
+                <w:rFonts w:eastAsia="MS Mincho"/>
+                <w:sz w:val="24"/>
+                <w:szCs w:val="24"/>
+              </w:rPr>
+            </w:pPr>
+          </w:p>
+        </w:tc>
+      </w:tr>
+      <w:tr>
+        <w:tc>
+          <w:tcPr>
+            <w:tcW w:w="600" w:type="dxa"/>
+            <w:shd w:val="clear" w:color="auto" w:fill="F3F7FB"/>
+            <w:tcMar>
+              <w:top w:w="80" w:type="dxa"/>
+              <w:left w:w="120" w:type="dxa"/>
+              <w:bottom w:w="80" w:type="dxa"/>
+              <w:right w:w="120" w:type="dxa"/>
+            </w:tcMar>
+            <w:vAlign w:val="center"/>
+          </w:tcPr>
+          <w:p>
+            <w:pPr>
+              <w:spacing w:after="0" w:line="252" w:lineRule="auto"/>
+              <w:jc w:val="center"/>
+              <w:rPr>
+                <w:rFonts w:eastAsia="MS Mincho"/>
+                <w:sz w:val="24"/>
+                <w:szCs w:val="24"/>
+              </w:rPr>
+            </w:pPr>
             <w:r>
+              <w:rPr>
+                <w:sz w:val="24"/>
+                <w:szCs w:val="24"/>
+              </w:rPr>
+              <w:t>2</w:t>
+            </w:r>
+          </w:p>
+        </w:tc>
+        <w:tc>
+          <w:tcPr>
+            <w:tcW w:w="1100" w:type="dxa"/>
+            <w:shd w:val="clear" w:color="auto" w:fill="F3F7FB"/>
+            <w:tcMar>
+              <w:top w:w="80" w:type="dxa"/>
+              <w:left w:w="120" w:type="dxa"/>
+              <w:bottom w:w="80" w:type="dxa"/>
+              <w:right w:w="120" w:type="dxa"/>
+            </w:tcMar>
+            <w:vAlign w:val="center"/>
+          </w:tcPr>
+          <w:p>
+            <w:pPr>
+              <w:spacing w:after="0" w:line="252" w:lineRule="auto"/>
+              <w:jc w:val="center"/>
+              <w:rPr>
+                <w:rFonts w:eastAsia="MS Mincho"/>
+                <w:sz w:val="24"/>
+                <w:szCs w:val="24"/>
+              </w:rPr>
+            </w:pPr>
+            <w:r>
+              <w:rPr>
+                <w:sz w:val="24"/>
+                <w:szCs w:val="24"/>
+              </w:rPr>
+              <w:t>2599</w:t>
+            </w:r>
+          </w:p>
+        </w:tc>
+        <w:tc>
+          <w:tcPr>
+            <w:tcW w:w="6420" w:type="dxa"/>
+            <w:shd w:val="clear" w:color="auto" w:fill="F3F7FB"/>
+            <w:tcMar>
+              <w:top w:w="80" w:type="dxa"/>
+              <w:left w:w="120" w:type="dxa"/>
+              <w:bottom w:w="80" w:type="dxa"/>
+              <w:right w:w="120" w:type="dxa"/>
+            </w:tcMar>
+          </w:tcPr>
+          <w:p>
+            <w:pPr>
+              <w:spacing w:after="40" w:line="276" w:lineRule="auto"/>
+              <w:jc w:val="left"/>
+              <w:rPr>
+                <w:rFonts w:eastAsia="MS Mincho"/>
+                <w:sz w:val="24"/>
+                <w:szCs w:val="24"/>
+              </w:rPr>
+            </w:pPr>
+            <w:r>
+              <w:rPr>
+                <w:b/>
+                <w:sz w:val="24"/>
+                <w:szCs w:val="24"/>
+              </w:rPr>
+              <w:t>Sản xuất sản phẩm khác bằng kim loại chưa được phân vào đâu</w:t>
+            </w:r>
+          </w:p>
+          <w:p>
+            <w:pPr>
+              <w:spacing w:after="20" w:line="276" w:lineRule="auto"/>
+              <w:jc w:val="left"/>
+              <w:rPr>
+                <w:rFonts w:eastAsia="MS Mincho"/>
+                <w:sz w:val="24"/>
+                <w:szCs w:val="24"/>
+              </w:rPr>
+            </w:pPr>
+            <w:r>
+              <w:rPr>
+                <w:b/>
+                <w:i/>
+                <w:sz w:val="24"/>
+                <w:szCs w:val="24"/>
+              </w:rPr>
+              <w:t>Chi tiết:</w:t>
+            </w:r>
+          </w:p>
+          <w:p>
+            <w:pPr>
+              <w:spacing w:after="0" w:line="276" w:lineRule="auto"/>
+              <w:jc w:val="left"/>
+              <w:rPr>
+                <w:rFonts w:eastAsia="MS Mincho"/>
+                <w:sz w:val="24"/>
+                <w:szCs w:val="24"/>
+              </w:rPr>
+            </w:pPr>
+            <w:r>
+              <w:rPr>
+                <w:sz w:val="24"/>
+                <w:szCs w:val="24"/>
+              </w:rPr>
+              <w:t>Sản xuất hàng ngũ kim các loại</w:t>
+            </w:r>
+          </w:p>
+        </w:tc>
+        <w:tc>
+          <w:tcPr>
+            <w:tcW w:w="1240" w:type="dxa"/>
+            <w:shd w:val="clear" w:color="auto" w:fill="F3F7FB"/>
+            <w:tcMar>
+              <w:top w:w="80" w:type="dxa"/>
+              <w:left w:w="120" w:type="dxa"/>
+              <w:bottom w:w="80" w:type="dxa"/>
+              <w:right w:w="120" w:type="dxa"/>
+            </w:tcMar>
+            <w:vAlign w:val="center"/>
+          </w:tcPr>
+          <w:p>
+            <w:pPr>
+              <w:spacing w:after="0" w:line="252" w:lineRule="auto"/>
+              <w:jc w:val="center"/>
+              <w:rPr>
+                <w:rFonts w:eastAsia="MS Mincho"/>
+                <w:sz w:val="24"/>
+                <w:szCs w:val="24"/>
+              </w:rPr>
+            </w:pPr>
+            <w:r>
+              <w:rPr>
+                <w:b/>
+                <w:sz w:val="24"/>
+                <w:szCs w:val="24"/>
+              </w:rPr>
               <w:t>X</w:t>
             </w:r>
           </w:p>
         </w:tc>
       </w:tr>
       <w:tr>
-        <w:trPr>
-          <w:jc w:val="center"/>
-        </w:trPr>
         <w:tc>
           <w:tcPr>
-            <w:tcW w:w="754" w:type="dxa"/>
+            <w:tcW w:w="600" w:type="dxa"/>
+            <w:tcMar>
+              <w:top w:w="80" w:type="dxa"/>
+              <w:left w:w="120" w:type="dxa"/>
+              <w:bottom w:w="80" w:type="dxa"/>
+              <w:right w:w="120" w:type="dxa"/>
+            </w:tcMar>
+            <w:vAlign w:val="center"/>
           </w:tcPr>
           <w:p>
             <w:pPr>
-              <w:rPr>
-                <w:rFonts w:ascii="Times New Roman" w:hAnsi="Times New Roman"/>
+              <w:spacing w:after="0" w:line="252" w:lineRule="auto"/>
+              <w:jc w:val="center"/>
+              <w:rPr>
+                <w:rFonts w:eastAsia="MS Mincho"/>
+                <w:sz w:val="24"/>
+                <w:szCs w:val="24"/>
               </w:rPr>
             </w:pPr>
             <w:r>
-              <w:t>2</w:t>
-            </w:r>
-          </w:p>
-        </w:tc>
-        <w:tc>
-          <w:tcPr>
-            <w:tcW w:w="1195" w:type="dxa"/>
-          </w:tcPr>
-          <w:p>
-            <w:pPr>
-              <w:rPr>
-                <w:rFonts w:ascii="Times New Roman" w:hAnsi="Times New Roman"/>
-              </w:rPr>
-            </w:pPr>
-            <w:r>
-              <w:t>5621</w:t>
-            </w:r>
-          </w:p>
-        </w:tc>
-        <w:tc>
-          <w:tcPr>
-            <w:tcW w:w="5892" w:type="dxa"/>
-          </w:tcPr>
-          <w:p>
-            <w:pPr>
-              <w:rPr>
-                <w:rFonts w:ascii="Times New Roman" w:hAnsi="Times New Roman"/>
-                <w:sz w:val="26"/>
-                <w:szCs w:val="26"/>
-              </w:rPr>
-            </w:pPr>
-            <w:r>
-              <w:t>Cung cấp dịch vụ ăn uống theo hợp đồng không thường xuyên với khách hàng</w:t>
-            </w:r>
-          </w:p>
-        </w:tc>
-        <w:tc>
-          <w:tcPr>
-            <w:tcW w:w="1787" w:type="dxa"/>
-            <w:vAlign w:val="center"/>
-          </w:tcPr>
-          <w:p/>
-        </w:tc>
-      </w:tr>
-      <w:tr>
-        <w:trPr>
-          <w:jc w:val="center"/>
-        </w:trPr>
-        <w:tc>
-          <w:tcPr>
-            <w:tcW w:w="754" w:type="dxa"/>
-          </w:tcPr>
-          <w:p>
-            <w:pPr>
-              <w:rPr>
-                <w:rFonts w:ascii="Times New Roman" w:hAnsi="Times New Roman"/>
-              </w:rPr>
-            </w:pPr>
-            <w:r>
+              <w:rPr>
+                <w:sz w:val="24"/>
+                <w:szCs w:val="24"/>
+              </w:rPr>
               <w:t>3</w:t>
             </w:r>
           </w:p>
         </w:tc>
         <w:tc>
           <w:tcPr>
-            <w:tcW w:w="1195" w:type="dxa"/>
+            <w:tcW w:w="1100" w:type="dxa"/>
+            <w:tcMar>
+              <w:top w:w="80" w:type="dxa"/>
+              <w:left w:w="120" w:type="dxa"/>
+              <w:bottom w:w="80" w:type="dxa"/>
+              <w:right w:w="120" w:type="dxa"/>
+            </w:tcMar>
+            <w:vAlign w:val="center"/>
           </w:tcPr>
           <w:p>
             <w:pPr>
-              <w:rPr>
-                <w:rFonts w:ascii="Times New Roman" w:hAnsi="Times New Roman"/>
+              <w:spacing w:after="0" w:line="252" w:lineRule="auto"/>
+              <w:jc w:val="center"/>
+              <w:rPr>
+                <w:rFonts w:eastAsia="MS Mincho"/>
+                <w:sz w:val="24"/>
+                <w:szCs w:val="24"/>
               </w:rPr>
             </w:pPr>
             <w:r>
-              <w:t>5629</w:t>
+              <w:rPr>
+                <w:sz w:val="24"/>
+                <w:szCs w:val="24"/>
+              </w:rPr>
+              <w:t>4299</w:t>
             </w:r>
           </w:p>
         </w:tc>
         <w:tc>
           <w:tcPr>
-            <w:tcW w:w="5892" w:type="dxa"/>
+            <w:tcW w:w="6420" w:type="dxa"/>
+            <w:tcMar>
+              <w:top w:w="80" w:type="dxa"/>
+              <w:left w:w="120" w:type="dxa"/>
+              <w:bottom w:w="80" w:type="dxa"/>
+              <w:right w:w="120" w:type="dxa"/>
+            </w:tcMar>
           </w:tcPr>
           <w:p>
             <w:pPr>
-              <w:rPr>
-                <w:rFonts w:ascii="Times New Roman" w:hAnsi="Times New Roman"/>
-                <w:sz w:val="26"/>
-                <w:szCs w:val="26"/>
+              <w:spacing w:after="40" w:line="276" w:lineRule="auto"/>
+              <w:jc w:val="left"/>
+              <w:rPr>
+                <w:rFonts w:eastAsia="MS Mincho"/>
+                <w:sz w:val="24"/>
+                <w:szCs w:val="24"/>
               </w:rPr>
             </w:pPr>
             <w:r>
-              <w:t>Dịch vụ ăn uống khác</w:t>
+              <w:rPr>
+                <w:b/>
+                <w:sz w:val="24"/>
+                <w:szCs w:val="24"/>
+              </w:rPr>
+              <w:t>Xây dựng công trình kỹ thuật dân dụng khác</w:t>
+            </w:r>
+          </w:p>
+          <w:p>
+            <w:pPr>
+              <w:spacing w:after="20" w:line="276" w:lineRule="auto"/>
+              <w:jc w:val="left"/>
+              <w:rPr>
+                <w:rFonts w:eastAsia="MS Mincho"/>
+                <w:sz w:val="24"/>
+                <w:szCs w:val="24"/>
+              </w:rPr>
+            </w:pPr>
+            <w:r>
+              <w:rPr>
+                <w:b/>
+                <w:i/>
+                <w:sz w:val="24"/>
+                <w:szCs w:val="24"/>
+              </w:rPr>
+              <w:t>Chi tiết:</w:t>
+            </w:r>
+          </w:p>
+          <w:p>
+            <w:pPr>
+              <w:spacing w:after="0" w:line="276" w:lineRule="auto"/>
+              <w:jc w:val="left"/>
+              <w:rPr>
+                <w:rFonts w:eastAsia="MS Mincho"/>
+                <w:sz w:val="24"/>
+                <w:szCs w:val="24"/>
+              </w:rPr>
+            </w:pPr>
+            <w:r>
+              <w:rPr>
+                <w:sz w:val="24"/>
+                <w:szCs w:val="24"/>
+              </w:rPr>
+              <w:t>Xây dựng, lắp đặt hệ thống nhôm, kính, inox công trình dân dụng và công nghiệp</w:t>
             </w:r>
           </w:p>
         </w:tc>
         <w:tc>
           <w:tcPr>
-            <w:tcW w:w="1787" w:type="dxa"/>
+            <w:tcW w:w="1240" w:type="dxa"/>
+            <w:tcMar>
+              <w:top w:w="80" w:type="dxa"/>
+              <w:left w:w="120" w:type="dxa"/>
+              <w:bottom w:w="80" w:type="dxa"/>
+              <w:right w:w="120" w:type="dxa"/>
+            </w:tcMar>
             <w:vAlign w:val="center"/>
           </w:tcPr>
-          <w:p/>
+          <w:p>
+            <w:pPr>
+              <w:spacing w:after="0" w:line="252" w:lineRule="auto"/>
+              <w:jc w:val="center"/>
+              <w:rPr>
+                <w:rFonts w:eastAsia="MS Mincho"/>
+                <w:sz w:val="24"/>
+                <w:szCs w:val="24"/>
+              </w:rPr>
+            </w:pPr>
+          </w:p>
         </w:tc>
       </w:tr>
       <w:tr>
-        <w:trPr>
-          <w:jc w:val="center"/>
-        </w:trPr>
         <w:tc>
           <w:tcPr>
-            <w:tcW w:w="754" w:type="dxa"/>
+            <w:tcW w:w="600" w:type="dxa"/>
+            <w:tcMar>
+              <w:top w:w="80" w:type="dxa"/>
+              <w:left w:w="120" w:type="dxa"/>
+              <w:bottom w:w="80" w:type="dxa"/>
+              <w:right w:w="120" w:type="dxa"/>
+            </w:tcMar>
+            <w:vAlign w:val="center"/>
           </w:tcPr>
           <w:p>
             <w:pPr>
-              <w:rPr>
-                <w:rFonts w:ascii="Times New Roman" w:hAnsi="Times New Roman"/>
+              <w:spacing w:after="0" w:line="252" w:lineRule="auto"/>
+              <w:jc w:val="center"/>
+              <w:rPr>
+                <w:rFonts w:eastAsia="MS Mincho"/>
+                <w:sz w:val="24"/>
+                <w:szCs w:val="24"/>
               </w:rPr>
             </w:pPr>
             <w:r>
+              <w:rPr>
+                <w:sz w:val="24"/>
+                <w:szCs w:val="24"/>
+              </w:rPr>
               <w:t>4</w:t>
             </w:r>
           </w:p>
         </w:tc>
         <w:tc>
           <w:tcPr>
-            <w:tcW w:w="1195" w:type="dxa"/>
+            <w:tcW w:w="1100" w:type="dxa"/>
+            <w:tcMar>
+              <w:top w:w="80" w:type="dxa"/>
+              <w:left w:w="120" w:type="dxa"/>
+              <w:bottom w:w="80" w:type="dxa"/>
+              <w:right w:w="120" w:type="dxa"/>
+            </w:tcMar>
+            <w:vAlign w:val="center"/>
           </w:tcPr>
           <w:p>
             <w:pPr>
-              <w:rPr>
-                <w:rFonts w:ascii="Times New Roman" w:hAnsi="Times New Roman"/>
+              <w:spacing w:after="0" w:line="252" w:lineRule="auto"/>
+              <w:jc w:val="center"/>
+              <w:rPr>
+                <w:rFonts w:eastAsia="MS Mincho"/>
+                <w:sz w:val="24"/>
+                <w:szCs w:val="24"/>
               </w:rPr>
             </w:pPr>
             <w:r>
-              <w:t>5630</w:t>
+              <w:rPr>
+                <w:sz w:val="24"/>
+                <w:szCs w:val="24"/>
+              </w:rPr>
+              <w:t>4641</w:t>
             </w:r>
           </w:p>
         </w:tc>
         <w:tc>
           <w:tcPr>
-            <w:tcW w:w="5892" w:type="dxa"/>
+            <w:tcW w:w="6420" w:type="dxa"/>
+            <w:tcMar>
+              <w:top w:w="80" w:type="dxa"/>
+              <w:left w:w="120" w:type="dxa"/>
+              <w:bottom w:w="80" w:type="dxa"/>
+              <w:right w:w="120" w:type="dxa"/>
+            </w:tcMar>
           </w:tcPr>
           <w:p>
             <w:pPr>
-              <w:rPr>
-                <w:rFonts w:ascii="Times New Roman" w:hAnsi="Times New Roman"/>
-                <w:sz w:val="26"/>
-                <w:szCs w:val="26"/>
+              <w:spacing w:after="40" w:line="276" w:lineRule="auto"/>
+              <w:jc w:val="left"/>
+              <w:rPr>
+                <w:rFonts w:eastAsia="MS Mincho"/>
+                <w:sz w:val="24"/>
+                <w:szCs w:val="24"/>
               </w:rPr>
             </w:pPr>
             <w:r>
-              <w:t>Dịch vụ phục vụ đồ uống</w:t>
+              <w:rPr>
+                <w:b/>
+                <w:sz w:val="24"/>
+                <w:szCs w:val="24"/>
+              </w:rPr>
+              <w:t>Bán buôn vải, hàng may mặc, giày dép</w:t>
             </w:r>
           </w:p>
         </w:tc>
         <w:tc>
           <w:tcPr>
-            <w:tcW w:w="1787" w:type="dxa"/>
+            <w:tcW w:w="1240" w:type="dxa"/>
+            <w:tcMar>
+              <w:top w:w="80" w:type="dxa"/>
+              <w:left w:w="120" w:type="dxa"/>
+              <w:bottom w:w="80" w:type="dxa"/>
+              <w:right w:w="120" w:type="dxa"/>
+            </w:tcMar>
             <w:vAlign w:val="center"/>
           </w:tcPr>
-          <w:p/>
+          <w:p>
+            <w:pPr>
+              <w:spacing w:after="0" w:line="252" w:lineRule="auto"/>
+              <w:jc w:val="center"/>
+              <w:rPr>
+                <w:rFonts w:eastAsia="MS Mincho"/>
+                <w:sz w:val="24"/>
+                <w:szCs w:val="24"/>
+              </w:rPr>
+            </w:pPr>
+          </w:p>
         </w:tc>
       </w:tr>
       <w:tr>
-        <w:trPr>
-          <w:jc w:val="center"/>
-        </w:trPr>
         <w:tc>
           <w:tcPr>
-            <w:tcW w:w="754" w:type="dxa"/>
+            <w:tcW w:w="600" w:type="dxa"/>
+            <w:tcMar>
+              <w:top w:w="80" w:type="dxa"/>
+              <w:left w:w="120" w:type="dxa"/>
+              <w:bottom w:w="80" w:type="dxa"/>
+              <w:right w:w="120" w:type="dxa"/>
+            </w:tcMar>
+            <w:vAlign w:val="center"/>
           </w:tcPr>
           <w:p>
             <w:pPr>
-              <w:rPr>
-                <w:rFonts w:ascii="Times New Roman" w:hAnsi="Times New Roman"/>
+              <w:spacing w:after="0" w:line="252" w:lineRule="auto"/>
+              <w:jc w:val="center"/>
+              <w:rPr>
+                <w:rFonts w:eastAsia="MS Mincho"/>
+                <w:sz w:val="24"/>
+                <w:szCs w:val="24"/>
               </w:rPr>
             </w:pPr>
             <w:r>
+              <w:rPr>
+                <w:sz w:val="24"/>
+                <w:szCs w:val="24"/>
+              </w:rPr>
+              <w:lastRenderedPageBreak/>
               <w:t>5</w:t>
             </w:r>
           </w:p>
         </w:tc>
         <w:tc>
           <w:tcPr>
-            <w:tcW w:w="1195" w:type="dxa"/>
+            <w:tcW w:w="1100" w:type="dxa"/>
+            <w:tcMar>
+              <w:top w:w="80" w:type="dxa"/>
+              <w:left w:w="120" w:type="dxa"/>
+              <w:bottom w:w="80" w:type="dxa"/>
+              <w:right w:w="120" w:type="dxa"/>
+            </w:tcMar>
+            <w:vAlign w:val="center"/>
           </w:tcPr>
           <w:p>
             <w:pPr>
-              <w:rPr>
-                <w:rFonts w:ascii="Times New Roman" w:hAnsi="Times New Roman"/>
+              <w:spacing w:after="0" w:line="252" w:lineRule="auto"/>
+              <w:jc w:val="center"/>
+              <w:rPr>
+                <w:rFonts w:eastAsia="MS Mincho"/>
+                <w:sz w:val="24"/>
+                <w:szCs w:val="24"/>
               </w:rPr>
             </w:pPr>
             <w:r>
-              <w:t>4631</w:t>
+              <w:rPr>
+                <w:sz w:val="24"/>
+                <w:szCs w:val="24"/>
+              </w:rPr>
+              <w:t>4652</w:t>
             </w:r>
           </w:p>
         </w:tc>
         <w:tc>
           <w:tcPr>
-            <w:tcW w:w="5892" w:type="dxa"/>
+            <w:tcW w:w="6420" w:type="dxa"/>
+            <w:tcMar>
+              <w:top w:w="80" w:type="dxa"/>
+              <w:left w:w="120" w:type="dxa"/>
+              <w:bottom w:w="80" w:type="dxa"/>
+              <w:right w:w="120" w:type="dxa"/>
+            </w:tcMar>
           </w:tcPr>
           <w:p>
             <w:pPr>
-              <w:rPr>
-                <w:rFonts w:ascii="Times New Roman" w:hAnsi="Times New Roman"/>
-                <w:sz w:val="26"/>
-                <w:szCs w:val="26"/>
+              <w:spacing w:after="40" w:line="276" w:lineRule="auto"/>
+              <w:jc w:val="left"/>
+              <w:rPr>
+                <w:rFonts w:eastAsia="MS Mincho"/>
+                <w:sz w:val="24"/>
+                <w:szCs w:val="24"/>
               </w:rPr>
             </w:pPr>
             <w:r>
-              <w:t>Bán buôn gạo, lúa mỳ, sản phẩm từ ngũ cốc khác, bột mỳ</w:t>
+              <w:rPr>
+                <w:b/>
+                <w:sz w:val="24"/>
+                <w:szCs w:val="24"/>
+              </w:rPr>
+              <w:t>Bán buôn thiết bị và linh kiện điện tử, viễn thông</w:t>
             </w:r>
           </w:p>
         </w:tc>
         <w:tc>
           <w:tcPr>
-            <w:tcW w:w="1787" w:type="dxa"/>
+            <w:tcW w:w="1240" w:type="dxa"/>
+            <w:tcMar>
+              <w:top w:w="80" w:type="dxa"/>
+              <w:left w:w="120" w:type="dxa"/>
+              <w:bottom w:w="80" w:type="dxa"/>
+              <w:right w:w="120" w:type="dxa"/>
+            </w:tcMar>
             <w:vAlign w:val="center"/>
           </w:tcPr>
-          <w:p/>
+          <w:p>
+            <w:pPr>
+              <w:spacing w:after="0" w:line="252" w:lineRule="auto"/>
+              <w:jc w:val="center"/>
+              <w:rPr>
+                <w:rFonts w:eastAsia="MS Mincho"/>
+                <w:sz w:val="24"/>
+                <w:szCs w:val="24"/>
+              </w:rPr>
+            </w:pPr>
+          </w:p>
         </w:tc>
       </w:tr>
       <w:tr>
-        <w:trPr>
-          <w:jc w:val="center"/>
-        </w:trPr>
         <w:tc>
           <w:tcPr>
-            <w:tcW w:w="754" w:type="dxa"/>
+            <w:tcW w:w="600" w:type="dxa"/>
+            <w:tcMar>
+              <w:top w:w="80" w:type="dxa"/>
+              <w:left w:w="120" w:type="dxa"/>
+              <w:bottom w:w="80" w:type="dxa"/>
+              <w:right w:w="120" w:type="dxa"/>
+            </w:tcMar>
+            <w:vAlign w:val="center"/>
           </w:tcPr>
           <w:p>
             <w:pPr>
-              <w:rPr>
-                <w:rFonts w:ascii="Times New Roman" w:hAnsi="Times New Roman"/>
+              <w:spacing w:after="0" w:line="252" w:lineRule="auto"/>
+              <w:jc w:val="center"/>
+              <w:rPr>
+                <w:rFonts w:eastAsia="MS Mincho"/>
+                <w:sz w:val="24"/>
+                <w:szCs w:val="24"/>
               </w:rPr>
             </w:pPr>
             <w:r>
+              <w:rPr>
+                <w:sz w:val="24"/>
+                <w:szCs w:val="24"/>
+              </w:rPr>
               <w:t>6</w:t>
             </w:r>
           </w:p>
         </w:tc>
         <w:tc>
           <w:tcPr>
-            <w:tcW w:w="1195" w:type="dxa"/>
+            <w:tcW w:w="1100" w:type="dxa"/>
+            <w:tcMar>
+              <w:top w:w="80" w:type="dxa"/>
+              <w:left w:w="120" w:type="dxa"/>
+              <w:bottom w:w="80" w:type="dxa"/>
+              <w:right w:w="120" w:type="dxa"/>
+            </w:tcMar>
+            <w:vAlign w:val="center"/>
           </w:tcPr>
           <w:p>
             <w:pPr>
-              <w:rPr>
-                <w:rFonts w:ascii="Times New Roman" w:hAnsi="Times New Roman"/>
+              <w:spacing w:after="0" w:line="252" w:lineRule="auto"/>
+              <w:jc w:val="center"/>
+              <w:rPr>
+                <w:rFonts w:eastAsia="MS Mincho"/>
+                <w:sz w:val="24"/>
+                <w:szCs w:val="24"/>
               </w:rPr>
             </w:pPr>
             <w:r>
-              <w:t>4632</w:t>
+              <w:rPr>
+                <w:sz w:val="24"/>
+                <w:szCs w:val="24"/>
+              </w:rPr>
+              <w:t>4659</w:t>
             </w:r>
           </w:p>
         </w:tc>
         <w:tc>
           <w:tcPr>
-            <w:tcW w:w="5892" w:type="dxa"/>
+            <w:tcW w:w="6420" w:type="dxa"/>
+            <w:tcMar>
+              <w:top w:w="80" w:type="dxa"/>
+              <w:left w:w="120" w:type="dxa"/>
+              <w:bottom w:w="80" w:type="dxa"/>
+              <w:right w:w="120" w:type="dxa"/>
+            </w:tcMar>
           </w:tcPr>
           <w:p>
             <w:pPr>
-              <w:rPr>
-                <w:rFonts w:ascii="Times New Roman" w:hAnsi="Times New Roman"/>
-                <w:sz w:val="26"/>
-                <w:szCs w:val="26"/>
+              <w:spacing w:after="40" w:line="276" w:lineRule="auto"/>
+              <w:jc w:val="left"/>
+              <w:rPr>
+                <w:rFonts w:eastAsia="MS Mincho"/>
+                <w:sz w:val="24"/>
+                <w:szCs w:val="24"/>
               </w:rPr>
             </w:pPr>
             <w:r>
-              <w:t>Bán buôn thực phẩm</w:t>
+              <w:rPr>
+                <w:b/>
+                <w:sz w:val="24"/>
+                <w:szCs w:val="24"/>
+              </w:rPr>
+              <w:t>Bán buôn máy móc, thiết bị và phụ tùng máy khác</w:t>
+            </w:r>
+          </w:p>
+          <w:p>
+            <w:pPr>
+              <w:spacing w:after="20" w:line="276" w:lineRule="auto"/>
+              <w:jc w:val="left"/>
+              <w:rPr>
+                <w:rFonts w:eastAsia="MS Mincho"/>
+                <w:sz w:val="24"/>
+                <w:szCs w:val="24"/>
+              </w:rPr>
+            </w:pPr>
+            <w:r>
+              <w:rPr>
+                <w:b/>
+                <w:i/>
+                <w:sz w:val="24"/>
+                <w:szCs w:val="24"/>
+              </w:rPr>
+              <w:t>Chi tiết:</w:t>
+            </w:r>
+          </w:p>
+          <w:p>
+            <w:pPr>
+              <w:spacing w:after="0" w:line="276" w:lineRule="auto"/>
+              <w:jc w:val="left"/>
+              <w:rPr>
+                <w:rFonts w:eastAsia="MS Mincho"/>
+                <w:sz w:val="24"/>
+                <w:szCs w:val="24"/>
+              </w:rPr>
+            </w:pPr>
+            <w:r>
+              <w:rPr>
+                <w:sz w:val="24"/>
+                <w:szCs w:val="24"/>
+              </w:rPr>
+              <w:t>Bán buôn máy dùng cho công nghiệp,nông nghiệp,máy nén khí ,thiết bị điện,vật liệu điện (máy phát điện ,động cơ điện ,dây điện và thiết bị khác dùng trong mạch điện )</w:t>
             </w:r>
           </w:p>
         </w:tc>
         <w:tc>
           <w:tcPr>
-            <w:tcW w:w="1787" w:type="dxa"/>
+            <w:tcW w:w="1240" w:type="dxa"/>
+            <w:tcMar>
+              <w:top w:w="80" w:type="dxa"/>
+              <w:left w:w="120" w:type="dxa"/>
+              <w:bottom w:w="80" w:type="dxa"/>
+              <w:right w:w="120" w:type="dxa"/>
+            </w:tcMar>
             <w:vAlign w:val="center"/>
           </w:tcPr>
-          <w:p/>
+          <w:p>
+            <w:pPr>
+              <w:spacing w:after="0" w:line="252" w:lineRule="auto"/>
+              <w:jc w:val="center"/>
+              <w:rPr>
+                <w:rFonts w:eastAsia="MS Mincho"/>
+                <w:sz w:val="24"/>
+                <w:szCs w:val="24"/>
+              </w:rPr>
+            </w:pPr>
+          </w:p>
         </w:tc>
       </w:tr>
       <w:tr>
-        <w:trPr>
-          <w:jc w:val="center"/>
-        </w:trPr>
         <w:tc>
           <w:tcPr>
-            <w:tcW w:w="754" w:type="dxa"/>
+            <w:tcW w:w="600" w:type="dxa"/>
+            <w:tcMar>
+              <w:top w:w="80" w:type="dxa"/>
+              <w:left w:w="120" w:type="dxa"/>
+              <w:bottom w:w="80" w:type="dxa"/>
+              <w:right w:w="120" w:type="dxa"/>
+            </w:tcMar>
+            <w:vAlign w:val="center"/>
           </w:tcPr>
           <w:p>
             <w:pPr>
-              <w:rPr>
-                <w:rFonts w:ascii="Times New Roman" w:hAnsi="Times New Roman"/>
+              <w:spacing w:after="0" w:line="252" w:lineRule="auto"/>
+              <w:jc w:val="center"/>
+              <w:rPr>
+                <w:rFonts w:eastAsia="MS Mincho"/>
+                <w:sz w:val="24"/>
+                <w:szCs w:val="24"/>
               </w:rPr>
             </w:pPr>
             <w:r>
+              <w:rPr>
+                <w:sz w:val="24"/>
+                <w:szCs w:val="24"/>
+              </w:rPr>
               <w:t>7</w:t>
             </w:r>
           </w:p>
         </w:tc>
         <w:tc>
           <w:tcPr>
-            <w:tcW w:w="1195" w:type="dxa"/>
+            <w:tcW w:w="1100" w:type="dxa"/>
+            <w:tcMar>
+              <w:top w:w="80" w:type="dxa"/>
+              <w:left w:w="120" w:type="dxa"/>
+              <w:bottom w:w="80" w:type="dxa"/>
+              <w:right w:w="120" w:type="dxa"/>
+            </w:tcMar>
+            <w:vAlign w:val="center"/>
           </w:tcPr>
           <w:p>
             <w:pPr>
-              <w:rPr>
-                <w:rFonts w:ascii="Times New Roman" w:hAnsi="Times New Roman"/>
+              <w:spacing w:after="0" w:line="252" w:lineRule="auto"/>
+              <w:jc w:val="center"/>
+              <w:rPr>
+                <w:rFonts w:eastAsia="MS Mincho"/>
+                <w:sz w:val="24"/>
+                <w:szCs w:val="24"/>
               </w:rPr>
             </w:pPr>
             <w:r>
-              <w:t>5640</w:t>
+              <w:rPr>
+                <w:sz w:val="24"/>
+                <w:szCs w:val="24"/>
+              </w:rPr>
+              <w:t>4672</w:t>
             </w:r>
           </w:p>
         </w:tc>
         <w:tc>
           <w:tcPr>
-            <w:tcW w:w="5892" w:type="dxa"/>
+            <w:tcW w:w="6420" w:type="dxa"/>
+            <w:tcMar>
+              <w:top w:w="80" w:type="dxa"/>
+              <w:left w:w="120" w:type="dxa"/>
+              <w:bottom w:w="80" w:type="dxa"/>
+              <w:right w:w="120" w:type="dxa"/>
+            </w:tcMar>
           </w:tcPr>
           <w:p>
             <w:pPr>
-              <w:rPr>
-                <w:rFonts w:ascii="Times New Roman" w:hAnsi="Times New Roman"/>
-                <w:sz w:val="26"/>
-                <w:szCs w:val="26"/>
+              <w:spacing w:after="40" w:line="276" w:lineRule="auto"/>
+              <w:jc w:val="left"/>
+              <w:rPr>
+                <w:rFonts w:eastAsia="MS Mincho"/>
+                <w:sz w:val="24"/>
+                <w:szCs w:val="24"/>
               </w:rPr>
             </w:pPr>
             <w:r>
-              <w:t>Hoạt động dịch vụ trung gian cho dịch vụ ăn uống</w:t>
+              <w:rPr>
+                <w:b/>
+                <w:sz w:val="24"/>
+                <w:szCs w:val="24"/>
+              </w:rPr>
+              <w:t>Bán buôn kim loại và quặng kim loại</w:t>
             </w:r>
           </w:p>
         </w:tc>
         <w:tc>
           <w:tcPr>
-            <w:tcW w:w="1787" w:type="dxa"/>
+            <w:tcW w:w="1240" w:type="dxa"/>
+            <w:tcMar>
+              <w:top w:w="80" w:type="dxa"/>
+              <w:left w:w="120" w:type="dxa"/>
+              <w:bottom w:w="80" w:type="dxa"/>
+              <w:right w:w="120" w:type="dxa"/>
+            </w:tcMar>
             <w:vAlign w:val="center"/>
           </w:tcPr>
-          <w:p/>
+          <w:p>
+            <w:pPr>
+              <w:spacing w:after="0" w:line="252" w:lineRule="auto"/>
+              <w:jc w:val="center"/>
+              <w:rPr>
+                <w:rFonts w:eastAsia="MS Mincho"/>
+                <w:sz w:val="24"/>
+                <w:szCs w:val="24"/>
+              </w:rPr>
+            </w:pPr>
+          </w:p>
         </w:tc>
       </w:tr>
       <w:tr>
-        <w:trPr>
-          <w:jc w:val="center"/>
-        </w:trPr>
         <w:tc>
           <w:tcPr>
-            <w:tcW w:w="754" w:type="dxa"/>
+            <w:tcW w:w="600" w:type="dxa"/>
+            <w:tcMar>
+              <w:top w:w="80" w:type="dxa"/>
+              <w:left w:w="120" w:type="dxa"/>
+              <w:bottom w:w="80" w:type="dxa"/>
+              <w:right w:w="120" w:type="dxa"/>
+            </w:tcMar>
+            <w:vAlign w:val="center"/>
           </w:tcPr>
           <w:p>
             <w:pPr>
-              <w:rPr>
-                <w:rFonts w:ascii="Times New Roman" w:hAnsi="Times New Roman"/>
+              <w:spacing w:after="0" w:line="252" w:lineRule="auto"/>
+              <w:jc w:val="center"/>
+              <w:rPr>
+                <w:rFonts w:eastAsia="MS Mincho"/>
+                <w:sz w:val="24"/>
+                <w:szCs w:val="24"/>
               </w:rPr>
             </w:pPr>
             <w:r>
-              <w:lastRenderedPageBreak/>
+              <w:rPr>
+                <w:sz w:val="24"/>
+                <w:szCs w:val="24"/>
+              </w:rPr>
               <w:t>8</w:t>
             </w:r>
           </w:p>
         </w:tc>
         <w:tc>
           <w:tcPr>
-            <w:tcW w:w="1195" w:type="dxa"/>
+            <w:tcW w:w="1100" w:type="dxa"/>
+            <w:tcMar>
+              <w:top w:w="80" w:type="dxa"/>
+              <w:left w:w="120" w:type="dxa"/>
+              <w:bottom w:w="80" w:type="dxa"/>
+              <w:right w:w="120" w:type="dxa"/>
+            </w:tcMar>
+            <w:vAlign w:val="center"/>
           </w:tcPr>
           <w:p>
             <w:pPr>
-              <w:rPr>
-                <w:rFonts w:ascii="Times New Roman" w:hAnsi="Times New Roman"/>
+              <w:spacing w:after="0" w:line="252" w:lineRule="auto"/>
+              <w:jc w:val="center"/>
+              <w:rPr>
+                <w:rFonts w:eastAsia="MS Mincho"/>
+                <w:sz w:val="24"/>
+                <w:szCs w:val="24"/>
               </w:rPr>
             </w:pPr>
             <w:r>
-              <w:t>5510</w:t>
+              <w:rPr>
+                <w:sz w:val="24"/>
+                <w:szCs w:val="24"/>
+              </w:rPr>
+              <w:t>4752</w:t>
             </w:r>
           </w:p>
         </w:tc>
         <w:tc>
           <w:tcPr>
-            <w:tcW w:w="5892" w:type="dxa"/>
+            <w:tcW w:w="6420" w:type="dxa"/>
+            <w:tcMar>
+              <w:top w:w="80" w:type="dxa"/>
+              <w:left w:w="120" w:type="dxa"/>
+              <w:bottom w:w="80" w:type="dxa"/>
+              <w:right w:w="120" w:type="dxa"/>
+            </w:tcMar>
           </w:tcPr>
           <w:p>
             <w:pPr>
-              <w:rPr>
-                <w:rFonts w:ascii="Times New Roman" w:hAnsi="Times New Roman"/>
-                <w:sz w:val="26"/>
-                <w:szCs w:val="26"/>
+              <w:spacing w:after="40" w:line="276" w:lineRule="auto"/>
+              <w:jc w:val="left"/>
+              <w:rPr>
+                <w:rFonts w:eastAsia="MS Mincho"/>
+                <w:sz w:val="24"/>
+                <w:szCs w:val="24"/>
               </w:rPr>
             </w:pPr>
             <w:r>
-              <w:t>Khách sạn và dịch vụ lưu trú tương tự</w:t>
+              <w:rPr>
+                <w:b/>
+                <w:sz w:val="24"/>
+                <w:szCs w:val="24"/>
+              </w:rPr>
+              <w:t>Bán lẻ đồ ngũ kim, sơn, kính, vật liệu và thiết bị lắp đặt khác trong xây dựng</w:t>
             </w:r>
           </w:p>
         </w:tc>
         <w:tc>
           <w:tcPr>
-            <w:tcW w:w="1787" w:type="dxa"/>
+            <w:tcW w:w="1240" w:type="dxa"/>
+            <w:tcMar>
+              <w:top w:w="80" w:type="dxa"/>
+              <w:left w:w="120" w:type="dxa"/>
+              <w:bottom w:w="80" w:type="dxa"/>
+              <w:right w:w="120" w:type="dxa"/>
+            </w:tcMar>
             <w:vAlign w:val="center"/>
           </w:tcPr>
-          <w:p/>
+          <w:p>
+            <w:pPr>
+              <w:spacing w:after="0" w:line="252" w:lineRule="auto"/>
+              <w:jc w:val="center"/>
+              <w:rPr>
+                <w:rFonts w:eastAsia="MS Mincho"/>
+                <w:sz w:val="24"/>
+                <w:szCs w:val="24"/>
+              </w:rPr>
+            </w:pPr>
+          </w:p>
         </w:tc>
       </w:tr>
       <w:tr>
-        <w:trPr>
-          <w:jc w:val="center"/>
-        </w:trPr>
         <w:tc>
           <w:tcPr>
-            <w:tcW w:w="754" w:type="dxa"/>
+            <w:tcW w:w="600" w:type="dxa"/>
+            <w:tcMar>
+              <w:top w:w="80" w:type="dxa"/>
+              <w:left w:w="120" w:type="dxa"/>
+              <w:bottom w:w="80" w:type="dxa"/>
+              <w:right w:w="120" w:type="dxa"/>
+            </w:tcMar>
+            <w:vAlign w:val="center"/>
           </w:tcPr>
           <w:p>
             <w:pPr>
-              <w:rPr>
-                <w:rFonts w:ascii="Times New Roman" w:hAnsi="Times New Roman"/>
+              <w:spacing w:after="0" w:line="252" w:lineRule="auto"/>
+              <w:jc w:val="center"/>
+              <w:rPr>
+                <w:rFonts w:eastAsia="MS Mincho"/>
+                <w:sz w:val="24"/>
+                <w:szCs w:val="24"/>
               </w:rPr>
             </w:pPr>
             <w:r>
+              <w:rPr>
+                <w:sz w:val="24"/>
+                <w:szCs w:val="24"/>
+              </w:rPr>
               <w:t>9</w:t>
             </w:r>
           </w:p>
         </w:tc>
         <w:tc>
           <w:tcPr>
-            <w:tcW w:w="1195" w:type="dxa"/>
+            <w:tcW w:w="1100" w:type="dxa"/>
+            <w:tcMar>
+              <w:top w:w="80" w:type="dxa"/>
+              <w:left w:w="120" w:type="dxa"/>
+              <w:bottom w:w="80" w:type="dxa"/>
+              <w:right w:w="120" w:type="dxa"/>
+            </w:tcMar>
+            <w:vAlign w:val="center"/>
           </w:tcPr>
           <w:p>
             <w:pPr>
-              <w:rPr>
-                <w:rFonts w:ascii="Times New Roman" w:hAnsi="Times New Roman"/>
+              <w:spacing w:after="0" w:line="252" w:lineRule="auto"/>
+              <w:jc w:val="center"/>
+              <w:rPr>
+                <w:rFonts w:eastAsia="MS Mincho"/>
+                <w:sz w:val="24"/>
+                <w:szCs w:val="24"/>
               </w:rPr>
             </w:pPr>
             <w:r>
-              <w:t>5520</w:t>
+              <w:rPr>
+                <w:sz w:val="24"/>
+                <w:szCs w:val="24"/>
+              </w:rPr>
+              <w:t>4673</w:t>
             </w:r>
           </w:p>
         </w:tc>
         <w:tc>
           <w:tcPr>
-            <w:tcW w:w="5892" w:type="dxa"/>
+            <w:tcW w:w="6420" w:type="dxa"/>
+            <w:tcMar>
+              <w:top w:w="80" w:type="dxa"/>
+              <w:left w:w="120" w:type="dxa"/>
+              <w:bottom w:w="80" w:type="dxa"/>
+              <w:right w:w="120" w:type="dxa"/>
+            </w:tcMar>
           </w:tcPr>
           <w:p>
             <w:pPr>
-              <w:rPr>
-                <w:rFonts w:ascii="Times New Roman" w:hAnsi="Times New Roman"/>
-                <w:sz w:val="26"/>
-                <w:szCs w:val="26"/>
+              <w:spacing w:after="40" w:line="276" w:lineRule="auto"/>
+              <w:jc w:val="left"/>
+              <w:rPr>
+                <w:rFonts w:eastAsia="MS Mincho"/>
+                <w:sz w:val="24"/>
+                <w:szCs w:val="24"/>
               </w:rPr>
             </w:pPr>
             <w:r>
-              <w:t>Dịch vụ lưu trú ngắn ngày khác</w:t>
+              <w:rPr>
+                <w:b/>
+                <w:sz w:val="24"/>
+                <w:szCs w:val="24"/>
+              </w:rPr>
+              <w:t>Bán buôn vật liệu, thiết bị lắp đặt khác trong xây dựng</w:t>
+            </w:r>
+          </w:p>
+          <w:p>
+            <w:pPr>
+              <w:spacing w:after="20" w:line="276" w:lineRule="auto"/>
+              <w:jc w:val="left"/>
+              <w:rPr>
+                <w:rFonts w:eastAsia="MS Mincho"/>
+                <w:sz w:val="24"/>
+                <w:szCs w:val="24"/>
+              </w:rPr>
+            </w:pPr>
+            <w:r>
+              <w:rPr>
+                <w:b/>
+                <w:i/>
+                <w:sz w:val="24"/>
+                <w:szCs w:val="24"/>
+              </w:rPr>
+              <w:t>Chi tiết:</w:t>
+            </w:r>
+          </w:p>
+          <w:p>
+            <w:pPr>
+              <w:spacing w:after="0" w:line="276" w:lineRule="auto"/>
+              <w:jc w:val="left"/>
+              <w:rPr>
+                <w:rFonts w:eastAsia="MS Mincho"/>
+                <w:sz w:val="24"/>
+                <w:szCs w:val="24"/>
+              </w:rPr>
+            </w:pPr>
+            <w:r>
+              <w:rPr>
+                <w:sz w:val="24"/>
+                <w:szCs w:val="24"/>
+              </w:rPr>
+              <w:t>Bán buôn xi măng ,gạch ,cát,đá,sỏi, kính xây dựng, sơn ,vecni, gạch ốp lát và thiết bị vệ sinh</w:t>
             </w:r>
           </w:p>
         </w:tc>
         <w:tc>
           <w:tcPr>
-            <w:tcW w:w="1787" w:type="dxa"/>
+            <w:tcW w:w="1240" w:type="dxa"/>
+            <w:tcMar>
+              <w:top w:w="80" w:type="dxa"/>
+              <w:left w:w="120" w:type="dxa"/>
+              <w:bottom w:w="80" w:type="dxa"/>
+              <w:right w:w="120" w:type="dxa"/>
+            </w:tcMar>
             <w:vAlign w:val="center"/>
           </w:tcPr>
-          <w:p/>
+          <w:p>
+            <w:pPr>
+              <w:spacing w:after="0" w:line="252" w:lineRule="auto"/>
+              <w:jc w:val="center"/>
+              <w:rPr>
+                <w:rFonts w:eastAsia="MS Mincho"/>
+                <w:sz w:val="24"/>
+                <w:szCs w:val="24"/>
+              </w:rPr>
+            </w:pPr>
+          </w:p>
         </w:tc>
       </w:tr>
       <w:tr>
-        <w:trPr>
-          <w:jc w:val="center"/>
-        </w:trPr>
         <w:tc>
           <w:tcPr>
-            <w:tcW w:w="754" w:type="dxa"/>
+            <w:tcW w:w="600" w:type="dxa"/>
+            <w:tcMar>
+              <w:top w:w="80" w:type="dxa"/>
+              <w:left w:w="120" w:type="dxa"/>
+              <w:bottom w:w="80" w:type="dxa"/>
+              <w:right w:w="120" w:type="dxa"/>
+            </w:tcMar>
+            <w:vAlign w:val="center"/>
           </w:tcPr>
           <w:p>
             <w:pPr>
-              <w:rPr>
-                <w:rFonts w:ascii="Times New Roman" w:hAnsi="Times New Roman"/>
+              <w:spacing w:after="0" w:line="252" w:lineRule="auto"/>
+              <w:jc w:val="center"/>
+              <w:rPr>
+                <w:rFonts w:eastAsia="MS Mincho"/>
+                <w:sz w:val="24"/>
+                <w:szCs w:val="24"/>
               </w:rPr>
             </w:pPr>
             <w:r>
+              <w:rPr>
+                <w:sz w:val="24"/>
+                <w:szCs w:val="24"/>
+              </w:rPr>
               <w:t>10</w:t>
             </w:r>
           </w:p>
         </w:tc>
         <w:tc>
           <w:tcPr>
-            <w:tcW w:w="1195" w:type="dxa"/>
+            <w:tcW w:w="1100" w:type="dxa"/>
+            <w:tcMar>
+              <w:top w:w="80" w:type="dxa"/>
+              <w:left w:w="120" w:type="dxa"/>
+              <w:bottom w:w="80" w:type="dxa"/>
+              <w:right w:w="120" w:type="dxa"/>
+            </w:tcMar>
+            <w:vAlign w:val="center"/>
           </w:tcPr>
           <w:p>
             <w:pPr>
-              <w:rPr>
-                <w:rFonts w:ascii="Times New Roman" w:hAnsi="Times New Roman"/>
+              <w:spacing w:after="0" w:line="252" w:lineRule="auto"/>
+              <w:jc w:val="center"/>
+              <w:rPr>
+                <w:rFonts w:eastAsia="MS Mincho"/>
+                <w:sz w:val="24"/>
+                <w:szCs w:val="24"/>
               </w:rPr>
             </w:pPr>
             <w:r>
-              <w:t>4633</w:t>
+              <w:rPr>
+                <w:sz w:val="24"/>
+                <w:szCs w:val="24"/>
+              </w:rPr>
+              <w:t>4679</w:t>
             </w:r>
           </w:p>
         </w:tc>
         <w:tc>
           <w:tcPr>
-            <w:tcW w:w="5892" w:type="dxa"/>
+            <w:tcW w:w="6420" w:type="dxa"/>
+            <w:tcMar>
+              <w:top w:w="80" w:type="dxa"/>
+              <w:left w:w="120" w:type="dxa"/>
+              <w:bottom w:w="80" w:type="dxa"/>
+              <w:right w:w="120" w:type="dxa"/>
+            </w:tcMar>
           </w:tcPr>
           <w:p>
             <w:pPr>
-              <w:rPr>
-                <w:rFonts w:ascii="Times New Roman" w:hAnsi="Times New Roman"/>
-                <w:sz w:val="26"/>
-                <w:szCs w:val="26"/>
+              <w:spacing w:after="40" w:line="276" w:lineRule="auto"/>
+              <w:jc w:val="left"/>
+              <w:rPr>
+                <w:rFonts w:eastAsia="MS Mincho"/>
+                <w:sz w:val="24"/>
+                <w:szCs w:val="24"/>
               </w:rPr>
             </w:pPr>
             <w:r>
-              <w:t>Bán buôn đồ uống</w:t>
+              <w:rPr>
+                <w:b/>
+                <w:sz w:val="24"/>
+                <w:szCs w:val="24"/>
+              </w:rPr>
+              <w:t>Bán buôn chuyên doanh khác chưa được phân vào đâu</w:t>
+            </w:r>
+          </w:p>
+          <w:p>
+            <w:pPr>
+              <w:spacing w:after="20" w:line="276" w:lineRule="auto"/>
+              <w:jc w:val="left"/>
+              <w:rPr>
+                <w:rFonts w:eastAsia="MS Mincho"/>
+                <w:sz w:val="24"/>
+                <w:szCs w:val="24"/>
+              </w:rPr>
+            </w:pPr>
+            <w:r>
+              <w:rPr>
+                <w:b/>
+                <w:i/>
+                <w:sz w:val="24"/>
+                <w:szCs w:val="24"/>
+              </w:rPr>
+              <w:t>Chi tiết:</w:t>
+            </w:r>
+          </w:p>
+          <w:p>
+            <w:pPr>
+              <w:numPr>
+                <w:ilvl w:val="0"/>
+                <w:numId w:val="12"/>
+              </w:numPr>
+              <w:spacing w:after="80" w:line="300" w:lineRule="auto"/>
+              <w:contextualSpacing/>
+              <w:jc w:val="left"/>
+              <w:rPr>
+                <w:rFonts w:eastAsia="MS Mincho"/>
+                <w:sz w:val="24"/>
+                <w:szCs w:val="24"/>
+              </w:rPr>
+            </w:pPr>
+            <w:r>
+              <w:rPr>
+                <w:sz w:val="24"/>
+                <w:szCs w:val="24"/>
+              </w:rPr>
+              <w:t>Bán buôn linh kiện đồ ngũ kim như: Đinh ,Ốc ,Vít,Kéo,Bu lông..</w:t>
+            </w:r>
+          </w:p>
+          <w:p>
+            <w:pPr>
+              <w:numPr>
+                <w:ilvl w:val="0"/>
+                <w:numId w:val="12"/>
+              </w:numPr>
+              <w:spacing w:after="80" w:line="300" w:lineRule="auto"/>
+              <w:contextualSpacing/>
+              <w:jc w:val="left"/>
+              <w:rPr>
+                <w:rFonts w:eastAsia="MS Mincho"/>
+                <w:sz w:val="24"/>
+                <w:szCs w:val="24"/>
+              </w:rPr>
+            </w:pPr>
+            <w:r>
+              <w:rPr>
+                <w:sz w:val="24"/>
+                <w:szCs w:val="24"/>
+              </w:rPr>
+              <w:t>Bán buôn các loại Dao Phay,dao bào,Dao cắt,Đá cắt,Mũi Khoan ,Mũi Phay,Máy Khoan Tay….</w:t>
+            </w:r>
+          </w:p>
+          <w:p>
+            <w:pPr>
+              <w:numPr>
+                <w:ilvl w:val="0"/>
+                <w:numId w:val="12"/>
+              </w:numPr>
+              <w:spacing w:after="80" w:line="300" w:lineRule="auto"/>
+              <w:contextualSpacing/>
+              <w:jc w:val="left"/>
+              <w:rPr>
+                <w:rFonts w:eastAsia="MS Mincho"/>
+                <w:sz w:val="24"/>
+                <w:szCs w:val="24"/>
+              </w:rPr>
+            </w:pPr>
+            <w:r>
+              <w:rPr>
+                <w:sz w:val="24"/>
+                <w:szCs w:val="24"/>
+              </w:rPr>
+              <w:t>Bán buôn hoá chất công nghiệp,Dầu công nghiệp.</w:t>
+            </w:r>
+          </w:p>
+          <w:p>
+            <w:pPr>
+              <w:numPr>
+                <w:ilvl w:val="0"/>
+                <w:numId w:val="12"/>
+              </w:numPr>
+              <w:spacing w:after="80" w:line="300" w:lineRule="auto"/>
+              <w:contextualSpacing/>
+              <w:jc w:val="left"/>
+              <w:rPr>
+                <w:rFonts w:eastAsia="MS Mincho"/>
+                <w:sz w:val="24"/>
+                <w:szCs w:val="24"/>
+              </w:rPr>
+            </w:pPr>
+            <w:r>
+              <w:rPr>
+                <w:sz w:val="24"/>
+                <w:szCs w:val="24"/>
+              </w:rPr>
+              <w:t>Bán buôn các loại khuôn trong nghành công nghiệp.</w:t>
+            </w:r>
+          </w:p>
+          <w:p>
+            <w:pPr>
+              <w:numPr>
+                <w:ilvl w:val="0"/>
+                <w:numId w:val="12"/>
+              </w:numPr>
+              <w:spacing w:after="80" w:line="300" w:lineRule="auto"/>
+              <w:contextualSpacing/>
+              <w:jc w:val="left"/>
+              <w:rPr>
+                <w:rFonts w:eastAsia="MS Mincho"/>
+                <w:sz w:val="24"/>
+                <w:szCs w:val="24"/>
+              </w:rPr>
+            </w:pPr>
+            <w:r>
+              <w:rPr>
+                <w:sz w:val="24"/>
+                <w:szCs w:val="24"/>
+              </w:rPr>
+              <w:t>Bán buôn cao su trong ngành nông nghiệp.</w:t>
+            </w:r>
+          </w:p>
+          <w:p>
+            <w:pPr>
+              <w:numPr>
+                <w:ilvl w:val="0"/>
+                <w:numId w:val="12"/>
+              </w:numPr>
+              <w:spacing w:after="80" w:line="300" w:lineRule="auto"/>
+              <w:contextualSpacing/>
+              <w:jc w:val="left"/>
+              <w:rPr>
+                <w:rFonts w:eastAsia="MS Mincho"/>
+                <w:sz w:val="24"/>
+                <w:szCs w:val="24"/>
+              </w:rPr>
+            </w:pPr>
+            <w:r>
+              <w:rPr>
+                <w:sz w:val="24"/>
+                <w:szCs w:val="24"/>
+              </w:rPr>
+              <w:t>Bán buôn các thiết bị điện ,nước .Các loại đồ điện gia dụng Công Nghiệp.</w:t>
+            </w:r>
+          </w:p>
+          <w:p>
+            <w:pPr>
+              <w:numPr>
+                <w:ilvl w:val="0"/>
+                <w:numId w:val="12"/>
+              </w:numPr>
+              <w:spacing w:after="80" w:line="300" w:lineRule="auto"/>
+              <w:contextualSpacing/>
+              <w:jc w:val="left"/>
+              <w:rPr>
+                <w:rFonts w:eastAsia="MS Mincho"/>
+                <w:sz w:val="24"/>
+                <w:szCs w:val="24"/>
+              </w:rPr>
+            </w:pPr>
+            <w:r>
+              <w:rPr>
+                <w:sz w:val="24"/>
+                <w:szCs w:val="24"/>
+              </w:rPr>
+              <w:t>Bán buôn các loại ống làm nhiệt,bát nhiệt.</w:t>
+            </w:r>
+          </w:p>
+          <w:p>
+            <w:pPr>
+              <w:numPr>
+                <w:ilvl w:val="0"/>
+                <w:numId w:val="12"/>
+              </w:numPr>
+              <w:spacing w:after="80" w:line="300" w:lineRule="auto"/>
+              <w:contextualSpacing/>
+              <w:jc w:val="left"/>
+              <w:rPr>
+                <w:rFonts w:eastAsia="MS Mincho"/>
+                <w:sz w:val="24"/>
+                <w:szCs w:val="24"/>
+              </w:rPr>
+            </w:pPr>
+            <w:r>
+              <w:rPr>
+                <w:sz w:val="24"/>
+                <w:szCs w:val="24"/>
+              </w:rPr>
+              <w:t>Bán buôn các loại băng chuyền,bàn in…</w:t>
+            </w:r>
+          </w:p>
+          <w:p>
+            <w:pPr>
+              <w:numPr>
+                <w:ilvl w:val="0"/>
+                <w:numId w:val="12"/>
+              </w:numPr>
+              <w:spacing w:after="80" w:line="300" w:lineRule="auto"/>
+              <w:contextualSpacing/>
+              <w:jc w:val="left"/>
+              <w:rPr>
+                <w:rFonts w:eastAsia="MS Mincho"/>
+                <w:sz w:val="24"/>
+                <w:szCs w:val="24"/>
+              </w:rPr>
+            </w:pPr>
+            <w:r>
+              <w:rPr>
+                <w:sz w:val="24"/>
+                <w:szCs w:val="24"/>
+              </w:rPr>
+              <w:t>Bán buôn phụ kiện nén khí</w:t>
+            </w:r>
+          </w:p>
+          <w:p>
+            <w:pPr>
+              <w:numPr>
+                <w:ilvl w:val="0"/>
+                <w:numId w:val="12"/>
+              </w:numPr>
+              <w:spacing w:after="80" w:line="300" w:lineRule="auto"/>
+              <w:contextualSpacing/>
+              <w:jc w:val="left"/>
+              <w:rPr>
+                <w:rFonts w:eastAsia="MS Mincho"/>
+                <w:sz w:val="24"/>
+                <w:szCs w:val="24"/>
+              </w:rPr>
+            </w:pPr>
+            <w:r>
+              <w:rPr>
+                <w:sz w:val="24"/>
+                <w:szCs w:val="24"/>
+              </w:rPr>
+              <w:t>Bán buôn các loại đá mài kim cương</w:t>
+            </w:r>
+          </w:p>
+          <w:p>
+            <w:pPr>
+              <w:numPr>
+                <w:ilvl w:val="0"/>
+                <w:numId w:val="12"/>
+              </w:numPr>
+              <w:spacing w:after="80" w:line="300" w:lineRule="auto"/>
+              <w:contextualSpacing/>
+              <w:jc w:val="left"/>
+              <w:rPr>
+                <w:rFonts w:eastAsia="MS Mincho"/>
+                <w:sz w:val="24"/>
+                <w:szCs w:val="24"/>
+              </w:rPr>
+            </w:pPr>
+            <w:r>
+              <w:rPr>
+                <w:sz w:val="24"/>
+                <w:szCs w:val="24"/>
+              </w:rPr>
+              <w:t>Bán buôn khung nhôm cửa kính .</w:t>
+            </w:r>
+          </w:p>
+          <w:p>
+            <w:pPr>
+              <w:numPr>
+                <w:ilvl w:val="0"/>
+                <w:numId w:val="12"/>
+              </w:numPr>
+              <w:spacing w:after="80" w:line="300" w:lineRule="auto"/>
+              <w:contextualSpacing/>
+              <w:jc w:val="left"/>
+              <w:rPr>
+                <w:rFonts w:eastAsia="MS Mincho"/>
+                <w:sz w:val="24"/>
+                <w:szCs w:val="24"/>
+              </w:rPr>
+            </w:pPr>
+            <w:r>
+              <w:rPr>
+                <w:sz w:val="24"/>
+                <w:szCs w:val="24"/>
+              </w:rPr>
+              <w:t>Bán buôn các phụ liệu ngành may mặc và giày dép.</w:t>
+            </w:r>
+          </w:p>
+          <w:p>
+            <w:pPr>
+              <w:numPr>
+                <w:ilvl w:val="0"/>
+                <w:numId w:val="12"/>
+              </w:numPr>
+              <w:spacing w:after="80" w:line="300" w:lineRule="auto"/>
+              <w:contextualSpacing/>
+              <w:jc w:val="left"/>
+              <w:rPr>
+                <w:rFonts w:eastAsia="MS Mincho"/>
+                <w:sz w:val="24"/>
+                <w:szCs w:val="24"/>
+              </w:rPr>
+            </w:pPr>
+            <w:r>
+              <w:rPr>
+                <w:sz w:val="24"/>
+                <w:szCs w:val="24"/>
+              </w:rPr>
+              <w:t>Bán buôn đồ bảo hộ lao động ,găng tay.</w:t>
+            </w:r>
+          </w:p>
+          <w:p>
+            <w:pPr>
+              <w:numPr>
+                <w:ilvl w:val="0"/>
+                <w:numId w:val="12"/>
+              </w:numPr>
+              <w:spacing w:after="80" w:line="300" w:lineRule="auto"/>
+              <w:contextualSpacing/>
+              <w:jc w:val="left"/>
+              <w:rPr>
+                <w:rFonts w:eastAsia="MS Mincho"/>
+                <w:sz w:val="24"/>
+                <w:szCs w:val="24"/>
+              </w:rPr>
+            </w:pPr>
+            <w:r>
+              <w:rPr>
+                <w:sz w:val="24"/>
+                <w:szCs w:val="24"/>
+              </w:rPr>
+              <w:t>Bán buôn các loại vải da dùng trong ngành giày.</w:t>
+            </w:r>
+          </w:p>
+          <w:p>
+            <w:pPr>
+              <w:numPr>
+                <w:ilvl w:val="0"/>
+                <w:numId w:val="12"/>
+              </w:numPr>
+              <w:spacing w:after="80" w:line="300" w:lineRule="auto"/>
+              <w:contextualSpacing/>
+              <w:jc w:val="left"/>
+              <w:rPr>
+                <w:rFonts w:eastAsia="MS Mincho"/>
+                <w:sz w:val="24"/>
+                <w:szCs w:val="24"/>
+              </w:rPr>
+            </w:pPr>
+            <w:r>
+              <w:rPr>
+                <w:sz w:val="24"/>
+                <w:szCs w:val="24"/>
+              </w:rPr>
+              <w:t xml:space="preserve">Bán buôn hoá chất sử dụng trong lĩnh vực công nghiệp,chất dẻo dạng nguyên sinh ,bao bì nhựa </w:t>
+            </w:r>
+            <w:r>
+              <w:rPr>
+                <w:sz w:val="24"/>
+                <w:szCs w:val="24"/>
+              </w:rPr>
+              <w:lastRenderedPageBreak/>
+              <w:t>PVC,PE,PP,giấy nhám,băng keo,keo dán giấy ,dây điện</w:t>
             </w:r>
           </w:p>
         </w:tc>
         <w:tc>
           <w:tcPr>
-            <w:tcW w:w="1787" w:type="dxa"/>
+            <w:tcW w:w="1240" w:type="dxa"/>
+            <w:tcMar>
+              <w:top w:w="80" w:type="dxa"/>
+              <w:left w:w="120" w:type="dxa"/>
+              <w:bottom w:w="80" w:type="dxa"/>
+              <w:right w:w="120" w:type="dxa"/>
+            </w:tcMar>
             <w:vAlign w:val="center"/>
           </w:tcPr>
-          <w:p/>
+          <w:p>
+            <w:pPr>
+              <w:spacing w:after="0" w:line="252" w:lineRule="auto"/>
+              <w:jc w:val="center"/>
+              <w:rPr>
+                <w:rFonts w:eastAsia="MS Mincho"/>
+                <w:sz w:val="24"/>
+                <w:szCs w:val="24"/>
+              </w:rPr>
+            </w:pPr>
+          </w:p>
         </w:tc>
       </w:tr>
       <w:tr>
-        <w:trPr>
-          <w:jc w:val="center"/>
-        </w:trPr>
         <w:tc>
           <w:tcPr>
-            <w:tcW w:w="754" w:type="dxa"/>
+            <w:tcW w:w="600" w:type="dxa"/>
+            <w:tcMar>
+              <w:top w:w="80" w:type="dxa"/>
+              <w:left w:w="120" w:type="dxa"/>
+              <w:bottom w:w="80" w:type="dxa"/>
+              <w:right w:w="120" w:type="dxa"/>
+            </w:tcMar>
+            <w:vAlign w:val="center"/>
           </w:tcPr>
           <w:p>
             <w:pPr>
-              <w:rPr>
-                <w:rFonts w:ascii="Times New Roman" w:hAnsi="Times New Roman"/>
+              <w:spacing w:after="0" w:line="252" w:lineRule="auto"/>
+              <w:jc w:val="center"/>
+              <w:rPr>
+                <w:rFonts w:eastAsia="MS Mincho"/>
+                <w:sz w:val="24"/>
+                <w:szCs w:val="24"/>
               </w:rPr>
             </w:pPr>
             <w:r>
+              <w:rPr>
+                <w:sz w:val="24"/>
+                <w:szCs w:val="24"/>
+              </w:rPr>
               <w:t>11</w:t>
             </w:r>
           </w:p>
         </w:tc>
         <w:tc>
           <w:tcPr>
-            <w:tcW w:w="1195" w:type="dxa"/>
+            <w:tcW w:w="1100" w:type="dxa"/>
+            <w:tcMar>
+              <w:top w:w="80" w:type="dxa"/>
+              <w:left w:w="120" w:type="dxa"/>
+              <w:bottom w:w="80" w:type="dxa"/>
+              <w:right w:w="120" w:type="dxa"/>
+            </w:tcMar>
+            <w:vAlign w:val="center"/>
           </w:tcPr>
           <w:p>
             <w:pPr>
-              <w:rPr>
-                <w:rFonts w:ascii="Times New Roman" w:hAnsi="Times New Roman"/>
+              <w:spacing w:after="0" w:line="252" w:lineRule="auto"/>
+              <w:jc w:val="center"/>
+              <w:rPr>
+                <w:rFonts w:eastAsia="MS Mincho"/>
+                <w:sz w:val="24"/>
+                <w:szCs w:val="24"/>
               </w:rPr>
             </w:pPr>
             <w:r>
-              <w:t>4634</w:t>
+              <w:rPr>
+                <w:sz w:val="24"/>
+                <w:szCs w:val="24"/>
+              </w:rPr>
+              <w:t>8299</w:t>
             </w:r>
           </w:p>
         </w:tc>
         <w:tc>
           <w:tcPr>
-            <w:tcW w:w="5892" w:type="dxa"/>
+            <w:tcW w:w="6420" w:type="dxa"/>
+            <w:tcMar>
+              <w:top w:w="80" w:type="dxa"/>
+              <w:left w:w="120" w:type="dxa"/>
+              <w:bottom w:w="80" w:type="dxa"/>
+              <w:right w:w="120" w:type="dxa"/>
+            </w:tcMar>
           </w:tcPr>
           <w:p>
             <w:pPr>
-              <w:rPr>
-                <w:rFonts w:ascii="Times New Roman" w:hAnsi="Times New Roman"/>
-                <w:sz w:val="26"/>
-                <w:szCs w:val="26"/>
+              <w:spacing w:after="40" w:line="276" w:lineRule="auto"/>
+              <w:jc w:val="left"/>
+              <w:rPr>
+                <w:rFonts w:eastAsia="MS Mincho"/>
+                <w:sz w:val="24"/>
+                <w:szCs w:val="24"/>
               </w:rPr>
             </w:pPr>
             <w:r>
-              <w:t>Bán buôn sản phẩm thuốc lá, thuốc lào</w:t>
+              <w:rPr>
+                <w:b/>
+                <w:sz w:val="24"/>
+                <w:szCs w:val="24"/>
+              </w:rPr>
+              <w:t>Hoạt động dịch vụ hỗ trợ kinh doanh khác còn lại chưa được phân vào đâu</w:t>
             </w:r>
           </w:p>
         </w:tc>
         <w:tc>
           <w:tcPr>
-            <w:tcW w:w="1787" w:type="dxa"/>
+            <w:tcW w:w="1240" w:type="dxa"/>
+            <w:tcMar>
+              <w:top w:w="80" w:type="dxa"/>
+              <w:left w:w="120" w:type="dxa"/>
+              <w:bottom w:w="80" w:type="dxa"/>
+              <w:right w:w="120" w:type="dxa"/>
+            </w:tcMar>
             <w:vAlign w:val="center"/>
           </w:tcPr>
-          <w:p/>
+          <w:p>
+            <w:pPr>
+              <w:spacing w:after="0" w:line="252" w:lineRule="auto"/>
+              <w:jc w:val="center"/>
+              <w:rPr>
+                <w:rFonts w:eastAsia="MS Mincho"/>
+                <w:sz w:val="24"/>
+                <w:szCs w:val="24"/>
+              </w:rPr>
+            </w:pPr>
+          </w:p>
         </w:tc>
       </w:tr>
     </w:tbl>
@@ -1953,6 +3263,8 @@
           <w:szCs w:val="26"/>
         </w:rPr>
       </w:pPr>
+      <w:bookmarkStart w:id="1" w:name="_GoBack"/>
+      <w:bookmarkEnd w:id="1"/>
     </w:p>
     <w:p>
       <w:pPr>
@@ -2106,9 +3418,16 @@
         <w:rPr>
           <w:sz w:val="26"/>
           <w:szCs w:val="26"/>
-          <w:lang w:val="vi-VN"/>
-        </w:rPr>
-        <w:t xml:space="preserve">Số định danh cá nhân: </w:t>
+        </w:rPr>
+        <w:t>Hộ chiếu nước ngoài</w:t>
+      </w:r>
+      <w:r>
+        <w:rPr>
+          <w:sz w:val="26"/>
+          <w:szCs w:val="26"/>
+          <w:lang w:val="vi-VN"/>
+        </w:rPr>
+        <w:t xml:space="preserve">: </w:t>
       </w:r>
       <w:r>
         <w:rPr>
@@ -2646,7 +3965,6 @@
           <w:szCs w:val="26"/>
           <w:lang w:val="vi-VN"/>
         </w:rPr>
-        <w:lastRenderedPageBreak/>
         <w:t>Quy</w:t>
       </w:r>
       <w:r>
@@ -2790,7 +4108,7 @@
         </w:rPr>
         <w:t xml:space="preserve">3. </w:t>
       </w:r>
-      <w:bookmarkStart w:id="1" w:name="dieu_13"/>
+      <w:bookmarkStart w:id="2" w:name="dieu_13"/>
       <w:r>
         <w:rPr>
           <w:bCs/>
@@ -2801,7 +4119,7 @@
         </w:rPr>
         <w:t>Trách nhiệm của người đại diện theo pháp luật của doanh nghiệp</w:t>
       </w:r>
-      <w:bookmarkEnd w:id="1"/>
+      <w:bookmarkEnd w:id="2"/>
     </w:p>
     <w:p>
       <w:pPr>
@@ -3393,7 +4711,7 @@
         </w:rPr>
         <w:tab/>
       </w:r>
-      <w:bookmarkStart w:id="2" w:name="_Hlk60644364"/>
+      <w:bookmarkStart w:id="3" w:name="_Hlk60644364"/>
     </w:p>
     <w:p>
       <w:pPr>
@@ -3592,7 +4910,6 @@
           <w:szCs w:val="26"/>
           <w:lang w:val="vi-VN"/>
         </w:rPr>
-        <w:lastRenderedPageBreak/>
         <w:t xml:space="preserve">Nơi thường trú: </w:t>
       </w:r>
     </w:p>
@@ -3614,6 +4931,7 @@
           <w:sz w:val="26"/>
           <w:szCs w:val="26"/>
         </w:rPr>
+        <w:lastRenderedPageBreak/>
         <w:t>Số nhà/phòng, ngách/hẻm, ngõ/kiệt, đường/phố/đại lộ, tổ/xóm/ấp/thôn</w:t>
       </w:r>
       <w:r>
@@ -4043,7 +5361,7 @@
         <w:t>của chủ sở hữu công ty</w:t>
       </w:r>
     </w:p>
-    <w:bookmarkEnd w:id="2"/>
+    <w:bookmarkEnd w:id="3"/>
     <w:p>
       <w:pPr>
         <w:spacing w:line="240" w:lineRule="auto"/>
@@ -4115,28 +5433,28 @@
           <w:szCs w:val="26"/>
           <w:lang w:val="vi-VN"/>
         </w:rPr>
+        <w:t>2. Quyết định tăng vốn điều lệ của công ty; chuyển nhượng một phần hoặc toàn bộ vốn điều lệ của công ty cho tổ chức, cá nhân khác; quyết định phát hành trái phiếu;</w:t>
+      </w:r>
+    </w:p>
+    <w:p>
+      <w:pPr>
+        <w:spacing w:line="240" w:lineRule="auto"/>
+        <w:ind w:firstLine="360"/>
+        <w:rPr>
+          <w:bCs/>
+          <w:sz w:val="26"/>
+          <w:szCs w:val="26"/>
+          <w:lang w:val="vi-VN"/>
+        </w:rPr>
+      </w:pPr>
+      <w:r>
+        <w:rPr>
+          <w:bCs/>
+          <w:sz w:val="26"/>
+          <w:szCs w:val="26"/>
+          <w:lang w:val="vi-VN"/>
+        </w:rPr>
         <w:lastRenderedPageBreak/>
-        <w:t>2. Quyết định tăng vốn điều lệ của công ty; chuyển nhượng một phần hoặc toàn bộ vốn điều lệ của công ty cho tổ chức, cá nhân khác; quyết định phát hành trái phiếu;</w:t>
-      </w:r>
-    </w:p>
-    <w:p>
-      <w:pPr>
-        <w:spacing w:line="240" w:lineRule="auto"/>
-        <w:ind w:firstLine="360"/>
-        <w:rPr>
-          <w:bCs/>
-          <w:sz w:val="26"/>
-          <w:szCs w:val="26"/>
-          <w:lang w:val="vi-VN"/>
-        </w:rPr>
-      </w:pPr>
-      <w:r>
-        <w:rPr>
-          <w:bCs/>
-          <w:sz w:val="26"/>
-          <w:szCs w:val="26"/>
-          <w:lang w:val="vi-VN"/>
-        </w:rPr>
         <w:t>3. Quyết định thành lập công ty con, góp vốn vào công ty khác;</w:t>
       </w:r>
     </w:p>
@@ -4306,7 +5624,7 @@
           <w:lang w:val="vi-VN"/>
         </w:rPr>
       </w:pPr>
-      <w:bookmarkStart w:id="3" w:name="_Toc115580063"/>
+      <w:bookmarkStart w:id="4" w:name="_Toc115580063"/>
       <w:r>
         <w:rPr>
           <w:color w:val="000000"/>
@@ -4503,7 +5821,7 @@
         </w:rPr>
         <w:t xml:space="preserve"> và Điều lệ công ty</w:t>
       </w:r>
-      <w:bookmarkEnd w:id="3"/>
+      <w:bookmarkEnd w:id="4"/>
       <w:r>
         <w:rPr>
           <w:color w:val="000000"/>
@@ -4642,7 +5960,7 @@
           <w:lang w:val="vi-VN"/>
         </w:rPr>
       </w:pPr>
-      <w:bookmarkStart w:id="4" w:name="_Hlk60645860"/>
+      <w:bookmarkStart w:id="5" w:name="_Hlk60645860"/>
       <w:r>
         <w:rPr>
           <w:color w:val="000000"/>
@@ -4781,6 +6099,682 @@
           <w:lang w:val="vi-VN"/>
         </w:rPr>
         <w:t>được quy định tại Điều lệ công ty và hợp đồng lao động.</w:t>
+      </w:r>
+    </w:p>
+    <w:p>
+      <w:pPr>
+        <w:spacing w:line="240" w:lineRule="auto"/>
+        <w:ind w:firstLine="360"/>
+        <w:rPr>
+          <w:bCs/>
+          <w:sz w:val="26"/>
+          <w:szCs w:val="26"/>
+          <w:lang w:val="vi-VN"/>
+        </w:rPr>
+      </w:pPr>
+    </w:p>
+    <w:p>
+      <w:pPr>
+        <w:pStyle w:val="Heading3"/>
+        <w:ind w:firstLine="360"/>
+        <w:rPr>
+          <w:rFonts w:ascii="Times New Roman" w:hAnsi="Times New Roman"/>
+        </w:rPr>
+      </w:pPr>
+      <w:r>
+        <w:rPr>
+          <w:rFonts w:ascii="Times New Roman" w:hAnsi="Times New Roman"/>
+        </w:rPr>
+        <w:t>Điều 1</w:t>
+      </w:r>
+      <w:r>
+        <w:rPr>
+          <w:rFonts w:ascii="Times New Roman" w:hAnsi="Times New Roman"/>
+        </w:rPr>
+        <w:t>0</w:t>
+      </w:r>
+      <w:r>
+        <w:rPr>
+          <w:rFonts w:ascii="Times New Roman" w:hAnsi="Times New Roman"/>
+        </w:rPr>
+        <w:t>. Chủ tịch công ty</w:t>
+      </w:r>
+    </w:p>
+    <w:p>
+      <w:pPr>
+        <w:spacing w:line="240" w:lineRule="auto"/>
+        <w:ind w:firstLine="360"/>
+        <w:rPr>
+          <w:bCs/>
+          <w:sz w:val="26"/>
+          <w:szCs w:val="26"/>
+          <w:lang w:val="vi-VN"/>
+        </w:rPr>
+      </w:pPr>
+      <w:r>
+        <w:rPr>
+          <w:bCs/>
+          <w:sz w:val="26"/>
+          <w:szCs w:val="26"/>
+          <w:lang w:val="vi-VN"/>
+        </w:rPr>
+        <w:t xml:space="preserve">1. Chủ tịch công ty nhân danh chủ sở hữu công ty thực hiện quyền và nghĩa vụ của chủ sở hữu công ty; nhân danh công ty thực hiện quyền và nghĩa vụ của công </w:t>
+      </w:r>
+      <w:r>
+        <w:rPr>
+          <w:bCs/>
+          <w:sz w:val="26"/>
+          <w:szCs w:val="26"/>
+          <w:lang w:val="vi-VN"/>
+        </w:rPr>
+        <w:lastRenderedPageBreak/>
+        <w:t>ty, trừ quyền và nghĩa vụ của Giám đốc</w:t>
+      </w:r>
+      <w:r>
+        <w:rPr>
+          <w:bCs/>
+          <w:sz w:val="26"/>
+          <w:szCs w:val="26"/>
+          <w:lang w:val="vi-VN"/>
+        </w:rPr>
+        <w:t xml:space="preserve"> (hoặc Tổng giám đốc)</w:t>
+      </w:r>
+      <w:r>
+        <w:rPr>
+          <w:bCs/>
+          <w:sz w:val="26"/>
+          <w:szCs w:val="26"/>
+          <w:lang w:val="vi-VN"/>
+        </w:rPr>
+        <w:t>; chịu trách nhiệm trước pháp luật và chủ sở hữu công ty về việc thực hiện quyền và nghĩa vụ được giao theo quy định của Điều lệ công ty, Luật Doanh nghiệp và quy định khác của pháp luật có liên quan.</w:t>
+      </w:r>
+    </w:p>
+    <w:p>
+      <w:pPr>
+        <w:spacing w:line="240" w:lineRule="auto"/>
+        <w:ind w:firstLine="360"/>
+        <w:rPr>
+          <w:bCs/>
+          <w:sz w:val="26"/>
+          <w:szCs w:val="26"/>
+          <w:lang w:val="vi-VN"/>
+        </w:rPr>
+      </w:pPr>
+      <w:r>
+        <w:rPr>
+          <w:bCs/>
+          <w:sz w:val="26"/>
+          <w:szCs w:val="26"/>
+          <w:lang w:val="vi-VN"/>
+        </w:rPr>
+        <w:t>2. Quyền, nghĩa vụ và chế độ làm việc của Chủ tịch công ty được thực hiện theo quy định tại Điều lệ công ty, Luật Doanh nghiệp và quy định khác của pháp luật có liên quan.</w:t>
+      </w:r>
+    </w:p>
+    <w:p>
+      <w:pPr>
+        <w:spacing w:line="240" w:lineRule="auto"/>
+        <w:ind w:firstLine="360"/>
+        <w:rPr>
+          <w:bCs/>
+          <w:sz w:val="26"/>
+          <w:szCs w:val="26"/>
+          <w:lang w:val="vi-VN"/>
+        </w:rPr>
+      </w:pPr>
+      <w:r>
+        <w:rPr>
+          <w:bCs/>
+          <w:sz w:val="26"/>
+          <w:szCs w:val="26"/>
+          <w:lang w:val="vi-VN"/>
+        </w:rPr>
+        <w:t>3. Quyết định của Chủ tịch công ty về thực hiện quyền và nghĩa vụ của chủ sở hữu công ty có hiệu lực kể từ ngày được chủ sở hữu công ty phê duyệt.</w:t>
+      </w:r>
+    </w:p>
+    <w:p>
+      <w:pPr>
+        <w:spacing w:line="240" w:lineRule="auto"/>
+        <w:ind w:firstLine="360"/>
+        <w:rPr>
+          <w:bCs/>
+          <w:sz w:val="26"/>
+          <w:szCs w:val="26"/>
+          <w:lang w:val="vi-VN"/>
+        </w:rPr>
+      </w:pPr>
+    </w:p>
+    <w:p>
+      <w:pPr>
+        <w:pStyle w:val="Heading3"/>
+        <w:ind w:firstLine="360"/>
+        <w:rPr>
+          <w:rFonts w:ascii="Times New Roman" w:hAnsi="Times New Roman"/>
+          <w:lang w:val="vi-VN"/>
+        </w:rPr>
+      </w:pPr>
+      <w:r>
+        <w:rPr>
+          <w:rFonts w:ascii="Times New Roman" w:hAnsi="Times New Roman"/>
+          <w:lang w:val="vi-VN"/>
+        </w:rPr>
+        <w:t>Điều 1</w:t>
+      </w:r>
+      <w:r>
+        <w:rPr>
+          <w:rFonts w:ascii="Times New Roman" w:hAnsi="Times New Roman"/>
+        </w:rPr>
+        <w:t>1</w:t>
+      </w:r>
+      <w:r>
+        <w:rPr>
+          <w:rFonts w:ascii="Times New Roman" w:hAnsi="Times New Roman"/>
+          <w:lang w:val="vi-VN"/>
+        </w:rPr>
+        <w:t xml:space="preserve">. Giám đốc </w:t>
+      </w:r>
+      <w:r>
+        <w:rPr>
+          <w:rFonts w:ascii="Times New Roman" w:hAnsi="Times New Roman"/>
+        </w:rPr>
+        <w:t>(hoặc Tổng giám đốc)</w:t>
+      </w:r>
+    </w:p>
+    <w:p>
+      <w:pPr>
+        <w:spacing w:line="240" w:lineRule="auto"/>
+        <w:ind w:firstLine="360"/>
+        <w:rPr>
+          <w:bCs/>
+          <w:sz w:val="26"/>
+          <w:szCs w:val="26"/>
+          <w:lang w:val="vi-VN"/>
+        </w:rPr>
+      </w:pPr>
+      <w:r>
+        <w:rPr>
+          <w:bCs/>
+          <w:sz w:val="26"/>
+          <w:szCs w:val="26"/>
+          <w:lang w:val="vi-VN"/>
+        </w:rPr>
+        <w:t xml:space="preserve">1. Chủ tịch công ty bổ nhiệm hoặc thuê Giám đốc </w:t>
+      </w:r>
+      <w:r>
+        <w:rPr>
+          <w:bCs/>
+          <w:sz w:val="26"/>
+          <w:szCs w:val="26"/>
+          <w:lang w:val="vi-VN"/>
+        </w:rPr>
+        <w:t xml:space="preserve">(hoặc Tổng giám đốc) </w:t>
+      </w:r>
+      <w:r>
+        <w:rPr>
+          <w:bCs/>
+          <w:sz w:val="26"/>
+          <w:szCs w:val="26"/>
+          <w:lang w:val="vi-VN"/>
+        </w:rPr>
+        <w:t xml:space="preserve">với nhiệm kỳ không quá 05 năm để điều hành hoạt động kinh doanh hằng ngày của công ty. Giám đốc </w:t>
+      </w:r>
+      <w:r>
+        <w:rPr>
+          <w:bCs/>
+          <w:sz w:val="26"/>
+          <w:szCs w:val="26"/>
+          <w:lang w:val="vi-VN"/>
+        </w:rPr>
+        <w:t xml:space="preserve">(hoặc Tổng giám đốc) </w:t>
+      </w:r>
+      <w:r>
+        <w:rPr>
+          <w:bCs/>
+          <w:sz w:val="26"/>
+          <w:szCs w:val="26"/>
+          <w:lang w:val="vi-VN"/>
+        </w:rPr>
+        <w:t>chịu trách nhiệm trước pháp luật và Chủ tịch công ty về việc thực hiện quyền và nghĩa vụ của mình. Chủ tịch công ty có thể kiêm Giám đốc</w:t>
+      </w:r>
+      <w:r>
+        <w:rPr>
+          <w:bCs/>
+          <w:sz w:val="26"/>
+          <w:szCs w:val="26"/>
+          <w:lang w:val="vi-VN"/>
+        </w:rPr>
+        <w:t xml:space="preserve"> (hoặc Tổng giám đốc</w:t>
+      </w:r>
+      <w:r>
+        <w:rPr>
+          <w:bCs/>
+          <w:sz w:val="26"/>
+          <w:szCs w:val="26"/>
+          <w:lang w:val="vi-VN"/>
+        </w:rPr>
+        <w:t>)</w:t>
+      </w:r>
+      <w:r>
+        <w:rPr>
+          <w:bCs/>
+          <w:sz w:val="26"/>
+          <w:szCs w:val="26"/>
+          <w:lang w:val="vi-VN"/>
+        </w:rPr>
+        <w:t>.</w:t>
+      </w:r>
+    </w:p>
+    <w:p>
+      <w:pPr>
+        <w:spacing w:line="240" w:lineRule="auto"/>
+        <w:ind w:firstLine="360"/>
+        <w:rPr>
+          <w:bCs/>
+          <w:sz w:val="26"/>
+          <w:szCs w:val="26"/>
+          <w:lang w:val="vi-VN"/>
+        </w:rPr>
+      </w:pPr>
+      <w:r>
+        <w:rPr>
+          <w:bCs/>
+          <w:sz w:val="26"/>
+          <w:szCs w:val="26"/>
+          <w:lang w:val="vi-VN"/>
+        </w:rPr>
+        <w:t xml:space="preserve">2. Giám đốc </w:t>
+      </w:r>
+      <w:r>
+        <w:rPr>
+          <w:bCs/>
+          <w:sz w:val="26"/>
+          <w:szCs w:val="26"/>
+          <w:lang w:val="vi-VN"/>
+        </w:rPr>
+        <w:t xml:space="preserve">(hoặc Tổng giám đốc) </w:t>
+      </w:r>
+      <w:r>
+        <w:rPr>
+          <w:bCs/>
+          <w:sz w:val="26"/>
+          <w:szCs w:val="26"/>
+          <w:lang w:val="vi-VN"/>
+        </w:rPr>
+        <w:t>có quyền và nghĩa vụ sau đây:</w:t>
+      </w:r>
+    </w:p>
+    <w:p>
+      <w:pPr>
+        <w:spacing w:line="240" w:lineRule="auto"/>
+        <w:ind w:firstLine="360"/>
+        <w:rPr>
+          <w:bCs/>
+          <w:sz w:val="26"/>
+          <w:szCs w:val="26"/>
+          <w:lang w:val="vi-VN"/>
+        </w:rPr>
+      </w:pPr>
+      <w:r>
+        <w:rPr>
+          <w:bCs/>
+          <w:sz w:val="26"/>
+          <w:szCs w:val="26"/>
+          <w:lang w:val="vi-VN"/>
+        </w:rPr>
+        <w:t>a) Tổ chức thực hiện nghị quyết, quyết định của Chủ tịch công ty;</w:t>
+      </w:r>
+    </w:p>
+    <w:p>
+      <w:pPr>
+        <w:spacing w:line="240" w:lineRule="auto"/>
+        <w:ind w:firstLine="360"/>
+        <w:rPr>
+          <w:bCs/>
+          <w:sz w:val="26"/>
+          <w:szCs w:val="26"/>
+          <w:lang w:val="vi-VN"/>
+        </w:rPr>
+      </w:pPr>
+      <w:r>
+        <w:rPr>
+          <w:bCs/>
+          <w:sz w:val="26"/>
+          <w:szCs w:val="26"/>
+          <w:lang w:val="vi-VN"/>
+        </w:rPr>
+        <w:t>b) Quyết định các vấn đề liên quan đ</w:t>
+      </w:r>
+      <w:r>
+        <w:rPr>
+          <w:bCs/>
+          <w:sz w:val="26"/>
+          <w:szCs w:val="26"/>
+          <w:lang w:val="vi-VN"/>
+        </w:rPr>
+        <w:t>ế</w:t>
+      </w:r>
+      <w:r>
+        <w:rPr>
+          <w:bCs/>
+          <w:sz w:val="26"/>
+          <w:szCs w:val="26"/>
+          <w:lang w:val="vi-VN"/>
+        </w:rPr>
+        <w:t>n hoạt động kinh doanh hằng ngày của côn</w:t>
+      </w:r>
+      <w:r>
+        <w:rPr>
+          <w:bCs/>
+          <w:sz w:val="26"/>
+          <w:szCs w:val="26"/>
+          <w:lang w:val="vi-VN"/>
+        </w:rPr>
+        <w:t xml:space="preserve">g </w:t>
+      </w:r>
+      <w:r>
+        <w:rPr>
+          <w:bCs/>
+          <w:sz w:val="26"/>
+          <w:szCs w:val="26"/>
+          <w:lang w:val="vi-VN"/>
+        </w:rPr>
+        <w:t>ty;</w:t>
+      </w:r>
+    </w:p>
+    <w:p>
+      <w:pPr>
+        <w:spacing w:line="240" w:lineRule="auto"/>
+        <w:ind w:firstLine="360"/>
+        <w:rPr>
+          <w:bCs/>
+          <w:sz w:val="26"/>
+          <w:szCs w:val="26"/>
+          <w:lang w:val="vi-VN"/>
+        </w:rPr>
+      </w:pPr>
+      <w:r>
+        <w:rPr>
+          <w:bCs/>
+          <w:sz w:val="26"/>
+          <w:szCs w:val="26"/>
+          <w:lang w:val="vi-VN"/>
+        </w:rPr>
+        <w:t>c) Tổ chức thực hiện kế hoạch kinh doanh và phương án đầu tư của công ty;</w:t>
+      </w:r>
+    </w:p>
+    <w:p>
+      <w:pPr>
+        <w:spacing w:line="240" w:lineRule="auto"/>
+        <w:ind w:firstLine="360"/>
+        <w:rPr>
+          <w:bCs/>
+          <w:sz w:val="26"/>
+          <w:szCs w:val="26"/>
+          <w:lang w:val="vi-VN"/>
+        </w:rPr>
+      </w:pPr>
+      <w:r>
+        <w:rPr>
+          <w:bCs/>
+          <w:sz w:val="26"/>
+          <w:szCs w:val="26"/>
+          <w:lang w:val="vi-VN"/>
+        </w:rPr>
+        <w:t>d) Ban hành quy chế quản lý nội bộ của công ty;</w:t>
+      </w:r>
+    </w:p>
+    <w:p>
+      <w:pPr>
+        <w:spacing w:line="240" w:lineRule="auto"/>
+        <w:ind w:firstLine="360"/>
+        <w:rPr>
+          <w:bCs/>
+          <w:sz w:val="26"/>
+          <w:szCs w:val="26"/>
+          <w:lang w:val="vi-VN"/>
+        </w:rPr>
+      </w:pPr>
+      <w:r>
+        <w:rPr>
+          <w:bCs/>
+          <w:sz w:val="26"/>
+          <w:szCs w:val="26"/>
+          <w:lang w:val="vi-VN"/>
+        </w:rPr>
+        <w:t>đ) Bổ nhiệm, miễn nhiệm, bãi nhiệm người quản lý công ty, trừ các chức danh thuộc thẩm quyền của Chủ tịch công ty;</w:t>
+      </w:r>
+    </w:p>
+    <w:p>
+      <w:pPr>
+        <w:spacing w:line="240" w:lineRule="auto"/>
+        <w:ind w:firstLine="360"/>
+        <w:rPr>
+          <w:bCs/>
+          <w:sz w:val="26"/>
+          <w:szCs w:val="26"/>
+          <w:lang w:val="vi-VN"/>
+        </w:rPr>
+      </w:pPr>
+      <w:r>
+        <w:rPr>
+          <w:bCs/>
+          <w:sz w:val="26"/>
+          <w:szCs w:val="26"/>
+          <w:lang w:val="vi-VN"/>
+        </w:rPr>
+        <w:t>e) Ký hợp đồng nhân danh công ty, trừ trường hợp thuộc thẩm quyền của Chủ tịch công ty;</w:t>
+      </w:r>
+    </w:p>
+    <w:p>
+      <w:pPr>
+        <w:spacing w:line="240" w:lineRule="auto"/>
+        <w:ind w:firstLine="360"/>
+        <w:rPr>
+          <w:bCs/>
+          <w:sz w:val="26"/>
+          <w:szCs w:val="26"/>
+          <w:lang w:val="vi-VN"/>
+        </w:rPr>
+      </w:pPr>
+      <w:r>
+        <w:rPr>
+          <w:bCs/>
+          <w:sz w:val="26"/>
+          <w:szCs w:val="26"/>
+          <w:lang w:val="vi-VN"/>
+        </w:rPr>
+        <w:t>g) Kiến nghị phương án cơ cấu tổ chức công ty;</w:t>
+      </w:r>
+    </w:p>
+    <w:p>
+      <w:pPr>
+        <w:spacing w:line="240" w:lineRule="auto"/>
+        <w:ind w:firstLine="360"/>
+        <w:rPr>
+          <w:bCs/>
+          <w:sz w:val="26"/>
+          <w:szCs w:val="26"/>
+          <w:lang w:val="vi-VN"/>
+        </w:rPr>
+      </w:pPr>
+      <w:r>
+        <w:rPr>
+          <w:bCs/>
+          <w:sz w:val="26"/>
+          <w:szCs w:val="26"/>
+          <w:lang w:val="vi-VN"/>
+        </w:rPr>
+        <w:t>h) Trình báo cáo tài chính hằng năm lên Chủ tịch công ty;</w:t>
+      </w:r>
+    </w:p>
+    <w:p>
+      <w:pPr>
+        <w:spacing w:line="240" w:lineRule="auto"/>
+        <w:ind w:firstLine="360"/>
+        <w:rPr>
+          <w:bCs/>
+          <w:sz w:val="26"/>
+          <w:szCs w:val="26"/>
+          <w:lang w:val="vi-VN"/>
+        </w:rPr>
+      </w:pPr>
+      <w:r>
+        <w:rPr>
+          <w:bCs/>
+          <w:sz w:val="26"/>
+          <w:szCs w:val="26"/>
+          <w:lang w:val="vi-VN"/>
+        </w:rPr>
+        <w:t>i) Kiến nghị phương án sử dụng lợi nhuận hoặc xử lý lỗ trong kinh doanh;</w:t>
+      </w:r>
+    </w:p>
+    <w:p>
+      <w:pPr>
+        <w:spacing w:line="240" w:lineRule="auto"/>
+        <w:ind w:firstLine="360"/>
+        <w:rPr>
+          <w:bCs/>
+          <w:sz w:val="26"/>
+          <w:szCs w:val="26"/>
+          <w:lang w:val="vi-VN"/>
+        </w:rPr>
+      </w:pPr>
+      <w:r>
+        <w:rPr>
+          <w:bCs/>
+          <w:sz w:val="26"/>
+          <w:szCs w:val="26"/>
+          <w:lang w:val="vi-VN"/>
+        </w:rPr>
+        <w:t>k) Tuyển dụng lao động; .</w:t>
+      </w:r>
+    </w:p>
+    <w:p>
+      <w:pPr>
+        <w:spacing w:line="240" w:lineRule="auto"/>
+        <w:ind w:firstLine="360"/>
+        <w:rPr>
+          <w:bCs/>
+          <w:sz w:val="26"/>
+          <w:szCs w:val="26"/>
+          <w:lang w:val="vi-VN"/>
+        </w:rPr>
+      </w:pPr>
+      <w:r>
+        <w:rPr>
+          <w:bCs/>
+          <w:sz w:val="26"/>
+          <w:szCs w:val="26"/>
+          <w:lang w:val="vi-VN"/>
+        </w:rPr>
+        <w:t>l) Quyền và nghĩa vụ khác được quy định tại Điều lệ công ty và hợp đồng lao động.</w:t>
+      </w:r>
+    </w:p>
+    <w:p>
+      <w:pPr>
+        <w:spacing w:line="240" w:lineRule="auto"/>
+        <w:ind w:firstLine="360"/>
+        <w:rPr>
+          <w:bCs/>
+          <w:sz w:val="26"/>
+          <w:szCs w:val="26"/>
+          <w:lang w:val="vi-VN"/>
+        </w:rPr>
+      </w:pPr>
+      <w:r>
+        <w:rPr>
+          <w:bCs/>
+          <w:sz w:val="26"/>
+          <w:szCs w:val="26"/>
+          <w:lang w:val="vi-VN"/>
+        </w:rPr>
+        <w:t xml:space="preserve">3. Giám đốc </w:t>
+      </w:r>
+      <w:r>
+        <w:rPr>
+          <w:bCs/>
+          <w:sz w:val="26"/>
+          <w:szCs w:val="26"/>
+          <w:lang w:val="vi-VN"/>
+        </w:rPr>
+        <w:t xml:space="preserve">(hoặc Tổng giám đốc) </w:t>
+      </w:r>
+      <w:r>
+        <w:rPr>
+          <w:bCs/>
+          <w:sz w:val="26"/>
+          <w:szCs w:val="26"/>
+          <w:lang w:val="vi-VN"/>
+        </w:rPr>
+        <w:t>phải có tiêu chuẩn và điều kiện sau đây:</w:t>
+      </w:r>
+    </w:p>
+    <w:p>
+      <w:pPr>
+        <w:spacing w:line="240" w:lineRule="auto"/>
+        <w:ind w:firstLine="360"/>
+        <w:rPr>
+          <w:bCs/>
+          <w:sz w:val="26"/>
+          <w:szCs w:val="26"/>
+          <w:lang w:val="vi-VN"/>
+        </w:rPr>
+      </w:pPr>
+      <w:r>
+        <w:rPr>
+          <w:bCs/>
+          <w:sz w:val="26"/>
+          <w:szCs w:val="26"/>
+          <w:lang w:val="vi-VN"/>
+        </w:rPr>
+        <w:t xml:space="preserve">a) Không thuộc đối tượng quy định tại khoản 2 Điều 17 của Luật </w:t>
+      </w:r>
+      <w:r>
+        <w:rPr>
+          <w:bCs/>
+          <w:sz w:val="26"/>
+          <w:szCs w:val="26"/>
+          <w:lang w:val="vi-VN"/>
+        </w:rPr>
+        <w:t>Doanh nghiệp</w:t>
+      </w:r>
+      <w:r>
+        <w:rPr>
+          <w:bCs/>
+          <w:sz w:val="26"/>
+          <w:szCs w:val="26"/>
+          <w:lang w:val="vi-VN"/>
+        </w:rPr>
+        <w:t>;</w:t>
+      </w:r>
+    </w:p>
+    <w:p>
+      <w:pPr>
+        <w:spacing w:line="240" w:lineRule="auto"/>
+        <w:ind w:firstLine="360"/>
+        <w:rPr>
+          <w:bCs/>
+          <w:sz w:val="26"/>
+          <w:szCs w:val="26"/>
+          <w:lang w:val="vi-VN"/>
+        </w:rPr>
+      </w:pPr>
+      <w:r>
+        <w:rPr>
+          <w:bCs/>
+          <w:sz w:val="26"/>
+          <w:szCs w:val="26"/>
+          <w:lang w:val="vi-VN"/>
+        </w:rPr>
+        <w:t>b) Có trình độ chuyên môn, kinh nghiệm trong quản trị kinh doanh của công ty</w:t>
+      </w:r>
+      <w:r>
+        <w:rPr>
+          <w:bCs/>
+          <w:sz w:val="26"/>
+          <w:szCs w:val="26"/>
+          <w:lang w:val="vi-VN"/>
+        </w:rPr>
+        <w:t>.</w:t>
       </w:r>
     </w:p>
     <w:p>
@@ -4814,731 +6808,268 @@
         <w:rPr>
           <w:rFonts w:ascii="Times New Roman" w:hAnsi="Times New Roman"/>
         </w:rPr>
-        <w:t>0</w:t>
+        <w:t>2</w:t>
       </w:r>
       <w:r>
         <w:rPr>
           <w:rFonts w:ascii="Times New Roman" w:hAnsi="Times New Roman"/>
         </w:rPr>
-        <w:t>. Chủ tịch công ty</w:t>
-      </w:r>
-    </w:p>
-    <w:p>
-      <w:pPr>
-        <w:spacing w:line="240" w:lineRule="auto"/>
-        <w:ind w:firstLine="360"/>
-        <w:rPr>
-          <w:bCs/>
-          <w:sz w:val="26"/>
-          <w:szCs w:val="26"/>
-          <w:lang w:val="vi-VN"/>
-        </w:rPr>
-      </w:pPr>
-      <w:r>
-        <w:rPr>
-          <w:bCs/>
-          <w:sz w:val="26"/>
-          <w:szCs w:val="26"/>
-          <w:lang w:val="vi-VN"/>
-        </w:rPr>
-        <w:t>1. Chủ tịch công ty nhân danh chủ sở hữu công ty thực hiện quyền và nghĩa vụ của chủ sở hữu công ty; nhân danh công ty thực hiện quyền và nghĩa vụ của công ty, trừ quyền và nghĩa vụ của Giám đốc</w:t>
-      </w:r>
-      <w:r>
-        <w:rPr>
-          <w:bCs/>
-          <w:sz w:val="26"/>
-          <w:szCs w:val="26"/>
-          <w:lang w:val="vi-VN"/>
-        </w:rPr>
-        <w:t xml:space="preserve"> (hoặc Tổng giám đốc)</w:t>
-      </w:r>
-      <w:r>
-        <w:rPr>
-          <w:bCs/>
-          <w:sz w:val="26"/>
-          <w:szCs w:val="26"/>
-          <w:lang w:val="vi-VN"/>
-        </w:rPr>
-        <w:t>; chịu trách nhiệm trước pháp luật và chủ sở hữu công ty về việc thực hiện quyền và nghĩa vụ được giao theo quy định của Điều lệ công ty, Luật Doanh nghiệp và quy định khác của pháp luật có liên quan.</w:t>
-      </w:r>
-    </w:p>
-    <w:p>
-      <w:pPr>
-        <w:spacing w:line="240" w:lineRule="auto"/>
-        <w:ind w:firstLine="360"/>
-        <w:rPr>
-          <w:bCs/>
-          <w:sz w:val="26"/>
-          <w:szCs w:val="26"/>
-          <w:lang w:val="vi-VN"/>
-        </w:rPr>
-      </w:pPr>
-      <w:r>
-        <w:rPr>
-          <w:bCs/>
-          <w:sz w:val="26"/>
-          <w:szCs w:val="26"/>
-          <w:lang w:val="vi-VN"/>
-        </w:rPr>
-        <w:t>2. Quyền, nghĩa vụ và chế độ làm việc của Chủ tịch công ty được thực hiện theo quy định tại Điều lệ công ty, Luật Doanh nghiệp và quy định khác của pháp luật có liên quan.</w:t>
-      </w:r>
-    </w:p>
-    <w:p>
-      <w:pPr>
-        <w:spacing w:line="240" w:lineRule="auto"/>
-        <w:ind w:firstLine="360"/>
-        <w:rPr>
-          <w:bCs/>
-          <w:sz w:val="26"/>
-          <w:szCs w:val="26"/>
-          <w:lang w:val="vi-VN"/>
-        </w:rPr>
-      </w:pPr>
-      <w:r>
-        <w:rPr>
-          <w:bCs/>
-          <w:sz w:val="26"/>
-          <w:szCs w:val="26"/>
-          <w:lang w:val="vi-VN"/>
-        </w:rPr>
-        <w:t>3. Quyết định của Chủ tịch công ty về thực hiện quyền và nghĩa vụ của chủ sở hữu công ty có hiệu lực kể từ ngày được chủ sở hữu công ty phê duyệt.</w:t>
-      </w:r>
-    </w:p>
-    <w:p>
-      <w:pPr>
-        <w:spacing w:line="240" w:lineRule="auto"/>
-        <w:ind w:firstLine="360"/>
-        <w:rPr>
-          <w:bCs/>
-          <w:sz w:val="26"/>
-          <w:szCs w:val="26"/>
-          <w:lang w:val="vi-VN"/>
-        </w:rPr>
-      </w:pPr>
-    </w:p>
-    <w:p>
-      <w:pPr>
-        <w:pStyle w:val="Heading3"/>
-        <w:ind w:firstLine="360"/>
+        <w:t xml:space="preserve">. </w:t>
+      </w:r>
+      <w:r>
         <w:rPr>
           <w:rFonts w:ascii="Times New Roman" w:hAnsi="Times New Roman"/>
           <w:lang w:val="vi-VN"/>
         </w:rPr>
-      </w:pPr>
+        <w:t>T</w:t>
+      </w:r>
       <w:r>
         <w:rPr>
           <w:rFonts w:ascii="Times New Roman" w:hAnsi="Times New Roman"/>
-          <w:lang w:val="vi-VN"/>
-        </w:rPr>
-        <w:t>Điều 1</w:t>
+        </w:rPr>
+        <w:t>iền lương</w:t>
       </w:r>
       <w:r>
         <w:rPr>
           <w:rFonts w:ascii="Times New Roman" w:hAnsi="Times New Roman"/>
-        </w:rPr>
-        <w:t>1</w:t>
+          <w:lang w:val="vi-VN"/>
+        </w:rPr>
+        <w:t xml:space="preserve">, </w:t>
       </w:r>
       <w:r>
         <w:rPr>
           <w:rFonts w:ascii="Times New Roman" w:hAnsi="Times New Roman"/>
-          <w:lang w:val="vi-VN"/>
-        </w:rPr>
-        <w:t xml:space="preserve">. Giám đốc </w:t>
+        </w:rPr>
+        <w:t>thù la</w:t>
       </w:r>
       <w:r>
         <w:rPr>
           <w:rFonts w:ascii="Times New Roman" w:hAnsi="Times New Roman"/>
-        </w:rPr>
-        <w:t>(hoặc Tổng giám đốc)</w:t>
-      </w:r>
-    </w:p>
-    <w:p>
-      <w:pPr>
-        <w:spacing w:line="240" w:lineRule="auto"/>
-        <w:ind w:firstLine="360"/>
-        <w:rPr>
-          <w:bCs/>
-          <w:sz w:val="26"/>
-          <w:szCs w:val="26"/>
-          <w:lang w:val="vi-VN"/>
-        </w:rPr>
-      </w:pPr>
-      <w:r>
-        <w:rPr>
-          <w:bCs/>
-          <w:sz w:val="26"/>
-          <w:szCs w:val="26"/>
-          <w:lang w:val="vi-VN"/>
-        </w:rPr>
-        <w:t xml:space="preserve">1. Chủ tịch công ty bổ nhiệm hoặc thuê Giám đốc </w:t>
-      </w:r>
-      <w:r>
-        <w:rPr>
-          <w:bCs/>
-          <w:sz w:val="26"/>
-          <w:szCs w:val="26"/>
-          <w:lang w:val="vi-VN"/>
-        </w:rPr>
-        <w:t xml:space="preserve">(hoặc Tổng giám đốc) </w:t>
-      </w:r>
-      <w:r>
-        <w:rPr>
-          <w:bCs/>
-          <w:sz w:val="26"/>
-          <w:szCs w:val="26"/>
-          <w:lang w:val="vi-VN"/>
-        </w:rPr>
-        <w:t xml:space="preserve">với nhiệm kỳ không quá 05 năm để điều hành hoạt động kinh doanh hằng ngày của công ty. Giám đốc </w:t>
-      </w:r>
-      <w:r>
-        <w:rPr>
-          <w:bCs/>
-          <w:sz w:val="26"/>
-          <w:szCs w:val="26"/>
-          <w:lang w:val="vi-VN"/>
-        </w:rPr>
-        <w:t xml:space="preserve">(hoặc Tổng giám đốc) </w:t>
-      </w:r>
-      <w:r>
-        <w:rPr>
-          <w:bCs/>
-          <w:sz w:val="26"/>
-          <w:szCs w:val="26"/>
-          <w:lang w:val="vi-VN"/>
-        </w:rPr>
-        <w:t>chịu trách nhiệm trước pháp luật và Chủ tịch công ty về việc thực hiện quyền và nghĩa vụ của mình. Chủ tịch công ty có thể kiêm Giám đốc</w:t>
-      </w:r>
-      <w:r>
-        <w:rPr>
-          <w:bCs/>
-          <w:sz w:val="26"/>
-          <w:szCs w:val="26"/>
-          <w:lang w:val="vi-VN"/>
-        </w:rPr>
-        <w:t xml:space="preserve"> (hoặc Tổng giám đốc</w:t>
-      </w:r>
-      <w:r>
-        <w:rPr>
-          <w:bCs/>
-          <w:sz w:val="26"/>
-          <w:szCs w:val="26"/>
-          <w:lang w:val="vi-VN"/>
-        </w:rPr>
-        <w:t>)</w:t>
-      </w:r>
-      <w:r>
-        <w:rPr>
-          <w:bCs/>
-          <w:sz w:val="26"/>
-          <w:szCs w:val="26"/>
-          <w:lang w:val="vi-VN"/>
-        </w:rPr>
-        <w:t>.</w:t>
-      </w:r>
-    </w:p>
-    <w:p>
-      <w:pPr>
-        <w:spacing w:line="240" w:lineRule="auto"/>
-        <w:ind w:firstLine="360"/>
-        <w:rPr>
-          <w:bCs/>
-          <w:sz w:val="26"/>
-          <w:szCs w:val="26"/>
-          <w:lang w:val="vi-VN"/>
-        </w:rPr>
-      </w:pPr>
-      <w:r>
-        <w:rPr>
-          <w:bCs/>
-          <w:sz w:val="26"/>
-          <w:szCs w:val="26"/>
-          <w:lang w:val="vi-VN"/>
-        </w:rPr>
-        <w:t xml:space="preserve">2. Giám đốc </w:t>
-      </w:r>
-      <w:r>
-        <w:rPr>
-          <w:bCs/>
-          <w:sz w:val="26"/>
-          <w:szCs w:val="26"/>
-          <w:lang w:val="vi-VN"/>
-        </w:rPr>
-        <w:t xml:space="preserve">(hoặc Tổng giám đốc) </w:t>
-      </w:r>
-      <w:r>
-        <w:rPr>
-          <w:bCs/>
-          <w:sz w:val="26"/>
-          <w:szCs w:val="26"/>
-          <w:lang w:val="vi-VN"/>
-        </w:rPr>
-        <w:t>có quyền và nghĩa vụ sau đây:</w:t>
-      </w:r>
-    </w:p>
-    <w:p>
-      <w:pPr>
-        <w:spacing w:line="240" w:lineRule="auto"/>
-        <w:ind w:firstLine="360"/>
-        <w:rPr>
-          <w:bCs/>
-          <w:sz w:val="26"/>
-          <w:szCs w:val="26"/>
-          <w:lang w:val="vi-VN"/>
-        </w:rPr>
-      </w:pPr>
-      <w:r>
-        <w:rPr>
-          <w:bCs/>
-          <w:sz w:val="26"/>
-          <w:szCs w:val="26"/>
-          <w:lang w:val="vi-VN"/>
-        </w:rPr>
-        <w:t>a) Tổ chức thực hiện nghị quyết, quyết định của Chủ tịch công ty;</w:t>
-      </w:r>
-    </w:p>
-    <w:p>
-      <w:pPr>
-        <w:spacing w:line="240" w:lineRule="auto"/>
-        <w:ind w:firstLine="360"/>
-        <w:rPr>
-          <w:bCs/>
-          <w:sz w:val="26"/>
-          <w:szCs w:val="26"/>
-          <w:lang w:val="vi-VN"/>
-        </w:rPr>
-      </w:pPr>
-      <w:r>
-        <w:rPr>
-          <w:bCs/>
-          <w:sz w:val="26"/>
-          <w:szCs w:val="26"/>
-          <w:lang w:val="vi-VN"/>
-        </w:rPr>
-        <w:t>b) Quyết định các vấn đề liên quan đ</w:t>
-      </w:r>
-      <w:r>
-        <w:rPr>
-          <w:bCs/>
-          <w:sz w:val="26"/>
-          <w:szCs w:val="26"/>
-          <w:lang w:val="vi-VN"/>
-        </w:rPr>
-        <w:t>ế</w:t>
-      </w:r>
-      <w:r>
-        <w:rPr>
-          <w:bCs/>
-          <w:sz w:val="26"/>
-          <w:szCs w:val="26"/>
-          <w:lang w:val="vi-VN"/>
-        </w:rPr>
-        <w:t>n hoạt động kinh doanh hằng ngày của côn</w:t>
-      </w:r>
-      <w:r>
-        <w:rPr>
-          <w:bCs/>
-          <w:sz w:val="26"/>
-          <w:szCs w:val="26"/>
-          <w:lang w:val="vi-VN"/>
-        </w:rPr>
-        <w:t xml:space="preserve">g </w:t>
-      </w:r>
-      <w:r>
-        <w:rPr>
-          <w:bCs/>
-          <w:sz w:val="26"/>
-          <w:szCs w:val="26"/>
-          <w:lang w:val="vi-VN"/>
-        </w:rPr>
-        <w:t>ty;</w:t>
-      </w:r>
-    </w:p>
-    <w:p>
-      <w:pPr>
-        <w:spacing w:line="240" w:lineRule="auto"/>
-        <w:ind w:firstLine="360"/>
-        <w:rPr>
-          <w:bCs/>
-          <w:sz w:val="26"/>
-          <w:szCs w:val="26"/>
-          <w:lang w:val="vi-VN"/>
-        </w:rPr>
-      </w:pPr>
-      <w:r>
-        <w:rPr>
-          <w:bCs/>
-          <w:sz w:val="26"/>
-          <w:szCs w:val="26"/>
-          <w:lang w:val="vi-VN"/>
-        </w:rPr>
-        <w:t>c) Tổ chức thực hiện kế hoạch kinh doanh và phương án đầu tư của công ty;</w:t>
-      </w:r>
-    </w:p>
-    <w:p>
-      <w:pPr>
-        <w:spacing w:line="240" w:lineRule="auto"/>
-        <w:ind w:firstLine="360"/>
-        <w:rPr>
-          <w:bCs/>
-          <w:sz w:val="26"/>
-          <w:szCs w:val="26"/>
-          <w:lang w:val="vi-VN"/>
-        </w:rPr>
-      </w:pPr>
-      <w:r>
-        <w:rPr>
-          <w:bCs/>
-          <w:sz w:val="26"/>
-          <w:szCs w:val="26"/>
-          <w:lang w:val="vi-VN"/>
-        </w:rPr>
-        <w:t>d) Ban hành quy chế quản lý nội bộ của công ty;</w:t>
-      </w:r>
-    </w:p>
-    <w:p>
-      <w:pPr>
-        <w:spacing w:line="240" w:lineRule="auto"/>
-        <w:ind w:firstLine="360"/>
-        <w:rPr>
-          <w:bCs/>
-          <w:sz w:val="26"/>
-          <w:szCs w:val="26"/>
-          <w:lang w:val="vi-VN"/>
-        </w:rPr>
-      </w:pPr>
-      <w:r>
-        <w:rPr>
-          <w:bCs/>
-          <w:sz w:val="26"/>
-          <w:szCs w:val="26"/>
-          <w:lang w:val="vi-VN"/>
-        </w:rPr>
-        <w:t>đ) Bổ nhiệm, miễn nhiệm, bãi nhiệm người quản lý công ty, trừ các chức danh thuộc thẩm quyền của Chủ tịch công ty;</w:t>
-      </w:r>
-    </w:p>
-    <w:p>
-      <w:pPr>
-        <w:spacing w:line="240" w:lineRule="auto"/>
-        <w:ind w:firstLine="360"/>
-        <w:rPr>
-          <w:bCs/>
-          <w:sz w:val="26"/>
-          <w:szCs w:val="26"/>
-          <w:lang w:val="vi-VN"/>
-        </w:rPr>
-      </w:pPr>
-      <w:r>
-        <w:rPr>
-          <w:bCs/>
-          <w:sz w:val="26"/>
-          <w:szCs w:val="26"/>
-          <w:lang w:val="vi-VN"/>
-        </w:rPr>
-        <w:t>e) Ký hợp đồng nhân danh công ty, trừ trường hợp thuộc thẩm quyền của Chủ tịch công ty;</w:t>
-      </w:r>
-    </w:p>
-    <w:p>
-      <w:pPr>
-        <w:spacing w:line="240" w:lineRule="auto"/>
-        <w:ind w:firstLine="360"/>
-        <w:rPr>
-          <w:bCs/>
-          <w:sz w:val="26"/>
-          <w:szCs w:val="26"/>
-          <w:lang w:val="vi-VN"/>
-        </w:rPr>
-      </w:pPr>
-      <w:r>
-        <w:rPr>
-          <w:bCs/>
-          <w:sz w:val="26"/>
-          <w:szCs w:val="26"/>
-          <w:lang w:val="vi-VN"/>
-        </w:rPr>
-        <w:t>g) Kiến nghị phương án cơ cấu tổ chức công ty;</w:t>
-      </w:r>
-    </w:p>
-    <w:p>
-      <w:pPr>
-        <w:spacing w:line="240" w:lineRule="auto"/>
-        <w:ind w:firstLine="360"/>
-        <w:rPr>
-          <w:bCs/>
-          <w:sz w:val="26"/>
-          <w:szCs w:val="26"/>
-          <w:lang w:val="vi-VN"/>
-        </w:rPr>
-      </w:pPr>
-      <w:r>
-        <w:rPr>
-          <w:bCs/>
-          <w:sz w:val="26"/>
-          <w:szCs w:val="26"/>
-          <w:lang w:val="vi-VN"/>
-        </w:rPr>
-        <w:t>h) Trình báo cáo tài chính hằng năm lên Chủ tịch công ty;</w:t>
-      </w:r>
-    </w:p>
-    <w:p>
-      <w:pPr>
-        <w:spacing w:line="240" w:lineRule="auto"/>
-        <w:ind w:firstLine="360"/>
-        <w:rPr>
-          <w:bCs/>
-          <w:sz w:val="26"/>
-          <w:szCs w:val="26"/>
-          <w:lang w:val="vi-VN"/>
-        </w:rPr>
-      </w:pPr>
-      <w:r>
-        <w:rPr>
-          <w:bCs/>
-          <w:sz w:val="26"/>
-          <w:szCs w:val="26"/>
-          <w:lang w:val="vi-VN"/>
-        </w:rPr>
-        <w:t>i) Kiến nghị phương án sử dụng lợi nhuận hoặc xử lý lỗ trong kinh doanh;</w:t>
-      </w:r>
-    </w:p>
-    <w:p>
-      <w:pPr>
-        <w:spacing w:line="240" w:lineRule="auto"/>
-        <w:ind w:firstLine="360"/>
-        <w:rPr>
-          <w:bCs/>
-          <w:sz w:val="26"/>
-          <w:szCs w:val="26"/>
-          <w:lang w:val="vi-VN"/>
-        </w:rPr>
-      </w:pPr>
-      <w:r>
-        <w:rPr>
-          <w:bCs/>
-          <w:sz w:val="26"/>
-          <w:szCs w:val="26"/>
-          <w:lang w:val="vi-VN"/>
-        </w:rPr>
-        <w:t>k) Tuyển dụng lao động; .</w:t>
-      </w:r>
-    </w:p>
-    <w:p>
-      <w:pPr>
-        <w:spacing w:line="240" w:lineRule="auto"/>
-        <w:ind w:firstLine="360"/>
-        <w:rPr>
-          <w:bCs/>
-          <w:sz w:val="26"/>
-          <w:szCs w:val="26"/>
-          <w:lang w:val="vi-VN"/>
-        </w:rPr>
-      </w:pPr>
-      <w:r>
-        <w:rPr>
-          <w:bCs/>
-          <w:sz w:val="26"/>
-          <w:szCs w:val="26"/>
-          <w:lang w:val="vi-VN"/>
-        </w:rPr>
-        <w:t>l) Quyền và nghĩa vụ khác được quy định tại Điều lệ công ty và hợp đồng lao động.</w:t>
-      </w:r>
-    </w:p>
-    <w:p>
-      <w:pPr>
-        <w:spacing w:line="240" w:lineRule="auto"/>
-        <w:ind w:firstLine="360"/>
-        <w:rPr>
-          <w:bCs/>
-          <w:sz w:val="26"/>
-          <w:szCs w:val="26"/>
-          <w:lang w:val="vi-VN"/>
-        </w:rPr>
-      </w:pPr>
-      <w:r>
-        <w:rPr>
-          <w:bCs/>
-          <w:sz w:val="26"/>
-          <w:szCs w:val="26"/>
-          <w:lang w:val="vi-VN"/>
-        </w:rPr>
-        <w:t xml:space="preserve">3. Giám đốc </w:t>
-      </w:r>
-      <w:r>
-        <w:rPr>
-          <w:bCs/>
-          <w:sz w:val="26"/>
-          <w:szCs w:val="26"/>
-          <w:lang w:val="vi-VN"/>
-        </w:rPr>
-        <w:t xml:space="preserve">(hoặc Tổng giám đốc) </w:t>
-      </w:r>
-      <w:r>
-        <w:rPr>
-          <w:bCs/>
-          <w:sz w:val="26"/>
-          <w:szCs w:val="26"/>
-          <w:lang w:val="vi-VN"/>
-        </w:rPr>
-        <w:t>phải có tiêu chuẩn và điều kiện sau đây:</w:t>
-      </w:r>
-    </w:p>
-    <w:p>
-      <w:pPr>
-        <w:spacing w:line="240" w:lineRule="auto"/>
-        <w:ind w:firstLine="360"/>
-        <w:rPr>
-          <w:bCs/>
-          <w:sz w:val="26"/>
-          <w:szCs w:val="26"/>
-          <w:lang w:val="vi-VN"/>
-        </w:rPr>
-      </w:pPr>
-      <w:r>
-        <w:rPr>
-          <w:bCs/>
-          <w:sz w:val="26"/>
-          <w:szCs w:val="26"/>
-          <w:lang w:val="vi-VN"/>
-        </w:rPr>
-        <w:t xml:space="preserve">a) Không thuộc đối tượng quy định tại khoản 2 Điều 17 của Luật </w:t>
-      </w:r>
-      <w:r>
-        <w:rPr>
-          <w:bCs/>
-          <w:sz w:val="26"/>
-          <w:szCs w:val="26"/>
-          <w:lang w:val="vi-VN"/>
-        </w:rPr>
-        <w:t>Doanh nghiệp</w:t>
-      </w:r>
-      <w:r>
-        <w:rPr>
-          <w:bCs/>
-          <w:sz w:val="26"/>
-          <w:szCs w:val="26"/>
-          <w:lang w:val="vi-VN"/>
-        </w:rPr>
-        <w:t>;</w:t>
-      </w:r>
-    </w:p>
-    <w:p>
-      <w:pPr>
-        <w:spacing w:line="240" w:lineRule="auto"/>
-        <w:ind w:firstLine="360"/>
-        <w:rPr>
-          <w:bCs/>
-          <w:sz w:val="26"/>
-          <w:szCs w:val="26"/>
-          <w:lang w:val="vi-VN"/>
-        </w:rPr>
-      </w:pPr>
-      <w:r>
-        <w:rPr>
-          <w:bCs/>
-          <w:sz w:val="26"/>
-          <w:szCs w:val="26"/>
-          <w:lang w:val="vi-VN"/>
-        </w:rPr>
-        <w:t>b) Có trình độ chuyên môn, kinh nghiệm trong quản trị kinh doanh của công ty</w:t>
-      </w:r>
-      <w:r>
-        <w:rPr>
-          <w:bCs/>
-          <w:sz w:val="26"/>
-          <w:szCs w:val="26"/>
-          <w:lang w:val="vi-VN"/>
-        </w:rPr>
-        <w:t>.</w:t>
-      </w:r>
-    </w:p>
-    <w:p>
-      <w:pPr>
-        <w:spacing w:line="240" w:lineRule="auto"/>
-        <w:ind w:firstLine="360"/>
-        <w:rPr>
-          <w:bCs/>
-          <w:sz w:val="26"/>
-          <w:szCs w:val="26"/>
-          <w:lang w:val="vi-VN"/>
-        </w:rPr>
-      </w:pPr>
-    </w:p>
-    <w:p>
-      <w:pPr>
-        <w:pStyle w:val="Heading3"/>
-        <w:ind w:firstLine="360"/>
+          <w:lang w:val="vi-VN"/>
+        </w:rPr>
+        <w:t>o, thưởng</w:t>
+      </w:r>
+      <w:r>
         <w:rPr>
           <w:rFonts w:ascii="Times New Roman" w:hAnsi="Times New Roman"/>
         </w:rPr>
-      </w:pPr>
-      <w:r>
-        <w:rPr>
-          <w:rFonts w:ascii="Times New Roman" w:hAnsi="Times New Roman"/>
-        </w:rPr>
-        <w:t>Điều 1</w:t>
-      </w:r>
-      <w:r>
-        <w:rPr>
-          <w:rFonts w:ascii="Times New Roman" w:hAnsi="Times New Roman"/>
-        </w:rPr>
-        <w:t>2</w:t>
-      </w:r>
-      <w:r>
-        <w:rPr>
-          <w:rFonts w:ascii="Times New Roman" w:hAnsi="Times New Roman"/>
-        </w:rPr>
-        <w:t xml:space="preserve">. </w:t>
-      </w:r>
-      <w:r>
-        <w:rPr>
-          <w:rFonts w:ascii="Times New Roman" w:hAnsi="Times New Roman"/>
+        <w:t xml:space="preserve"> và lợi ích khác của người quản lý công ty </w:t>
+      </w:r>
+    </w:p>
+    <w:p>
+      <w:pPr>
+        <w:spacing w:line="240" w:lineRule="auto"/>
+        <w:ind w:firstLine="360"/>
+        <w:rPr>
+          <w:color w:val="000000"/>
+          <w:sz w:val="26"/>
+          <w:szCs w:val="26"/>
+          <w:lang w:val="vi-VN"/>
+        </w:rPr>
+      </w:pPr>
+      <w:r>
+        <w:rPr>
+          <w:color w:val="000000"/>
+          <w:sz w:val="26"/>
+          <w:szCs w:val="26"/>
+          <w:lang w:val="vi-VN"/>
+        </w:rPr>
+        <w:t xml:space="preserve">1. Người quản lý công ty được hưởng </w:t>
+      </w:r>
+      <w:r>
+        <w:rPr>
+          <w:color w:val="000000"/>
+          <w:sz w:val="26"/>
+          <w:szCs w:val="26"/>
+          <w:lang w:val="vi-VN"/>
+        </w:rPr>
+        <w:t>tiền lương</w:t>
+      </w:r>
+      <w:r>
+        <w:rPr>
+          <w:color w:val="000000"/>
+          <w:sz w:val="26"/>
+          <w:szCs w:val="26"/>
+        </w:rPr>
+        <w:t>,</w:t>
+      </w:r>
+      <w:r>
+        <w:rPr>
+          <w:color w:val="000000"/>
+          <w:sz w:val="26"/>
+          <w:szCs w:val="26"/>
+          <w:lang w:val="vi-VN"/>
+        </w:rPr>
+        <w:t xml:space="preserve"> </w:t>
+      </w:r>
+      <w:r>
+        <w:rPr>
+          <w:color w:val="000000"/>
+          <w:sz w:val="26"/>
+          <w:szCs w:val="26"/>
+          <w:lang w:val="vi-VN"/>
+        </w:rPr>
+        <w:t>thù lao</w:t>
+      </w:r>
+      <w:r>
+        <w:rPr>
+          <w:color w:val="000000"/>
+          <w:sz w:val="26"/>
+          <w:szCs w:val="26"/>
+        </w:rPr>
+        <w:t>, thưởng</w:t>
+      </w:r>
+      <w:r>
+        <w:rPr>
+          <w:color w:val="000000"/>
+          <w:sz w:val="26"/>
+          <w:szCs w:val="26"/>
+          <w:lang w:val="vi-VN"/>
+        </w:rPr>
+        <w:t xml:space="preserve"> và lợi ích khác theo kết quả và hiệu quả kinh doanh của công ty.</w:t>
+      </w:r>
+    </w:p>
+    <w:p>
+      <w:pPr>
+        <w:spacing w:line="240" w:lineRule="auto"/>
+        <w:ind w:firstLine="360"/>
+        <w:rPr>
+          <w:color w:val="000000"/>
+          <w:sz w:val="26"/>
+          <w:szCs w:val="26"/>
+          <w:lang w:val="vi-VN"/>
+        </w:rPr>
+      </w:pPr>
+      <w:r>
+        <w:rPr>
+          <w:color w:val="000000"/>
+          <w:sz w:val="26"/>
+          <w:szCs w:val="26"/>
+          <w:lang w:val="vi-VN"/>
+        </w:rPr>
+        <w:t xml:space="preserve">2. Chủ sở hữu công ty quyết định mức </w:t>
+      </w:r>
+      <w:r>
+        <w:rPr>
+          <w:color w:val="000000"/>
+          <w:sz w:val="26"/>
+          <w:szCs w:val="26"/>
+          <w:lang w:val="vi-VN"/>
+        </w:rPr>
+        <w:t>tiền lương</w:t>
+      </w:r>
+      <w:r>
+        <w:rPr>
+          <w:color w:val="000000"/>
+          <w:sz w:val="26"/>
+          <w:szCs w:val="26"/>
+          <w:lang w:val="vi-VN"/>
+        </w:rPr>
+        <w:t>,</w:t>
+      </w:r>
+      <w:r>
+        <w:rPr>
+          <w:color w:val="000000"/>
+          <w:sz w:val="26"/>
+          <w:szCs w:val="26"/>
+          <w:lang w:val="vi-VN"/>
+        </w:rPr>
+        <w:t xml:space="preserve"> thù lao</w:t>
+      </w:r>
+      <w:r>
+        <w:rPr>
+          <w:color w:val="000000"/>
+          <w:sz w:val="26"/>
+          <w:szCs w:val="26"/>
+          <w:lang w:val="vi-VN"/>
+        </w:rPr>
+        <w:t>, thưởng</w:t>
+      </w:r>
+      <w:r>
+        <w:rPr>
+          <w:color w:val="000000"/>
+          <w:sz w:val="26"/>
+          <w:szCs w:val="26"/>
+          <w:lang w:val="vi-VN"/>
+        </w:rPr>
+        <w:t xml:space="preserve"> </w:t>
+      </w:r>
+      <w:r>
+        <w:rPr>
+          <w:color w:val="000000"/>
+          <w:sz w:val="26"/>
+          <w:szCs w:val="26"/>
+          <w:lang w:val="vi-VN"/>
+        </w:rPr>
+        <w:t xml:space="preserve">và </w:t>
+      </w:r>
+      <w:r>
+        <w:rPr>
+          <w:color w:val="000000"/>
+          <w:sz w:val="26"/>
+          <w:szCs w:val="26"/>
+          <w:lang w:val="vi-VN"/>
+        </w:rPr>
+        <w:t>lợi ích khác của Chủ tịch công ty. Thù lao, tiền lương và lợi ích khác của người quản lý công ty được tính vào chi phí kinh doanh theo quy định của pháp luật về thuế</w:t>
+      </w:r>
+      <w:r>
+        <w:rPr>
+          <w:color w:val="000000"/>
+          <w:sz w:val="26"/>
+          <w:szCs w:val="26"/>
+          <w:lang w:val="vi-VN"/>
+        </w:rPr>
+        <w:t xml:space="preserve"> thu nhập doanh nghiệp</w:t>
+      </w:r>
+      <w:r>
+        <w:rPr>
+          <w:color w:val="000000"/>
+          <w:sz w:val="26"/>
+          <w:szCs w:val="26"/>
+          <w:lang w:val="vi-VN"/>
+        </w:rPr>
+        <w:t>, pháp luật có liên quan và được thể hiện thành mục riêng trong báo cáo tài chính hằng năm của công ty.</w:t>
+      </w:r>
+    </w:p>
+    <w:p>
+      <w:pPr>
+        <w:spacing w:line="240" w:lineRule="auto"/>
+        <w:ind w:firstLine="360"/>
+        <w:rPr>
+          <w:color w:val="000000"/>
+          <w:sz w:val="26"/>
+          <w:szCs w:val="26"/>
+          <w:lang w:val="vi-VN"/>
+        </w:rPr>
+      </w:pPr>
+      <w:bookmarkStart w:id="6" w:name="_Toc115580070"/>
+      <w:r>
+        <w:rPr>
+          <w:color w:val="000000"/>
+          <w:sz w:val="26"/>
+          <w:szCs w:val="26"/>
+          <w:lang w:val="vi-VN"/>
+        </w:rPr>
+        <w:t xml:space="preserve">3. </w:t>
+      </w:r>
+      <w:r>
+        <w:rPr>
+          <w:color w:val="000000"/>
+          <w:sz w:val="26"/>
+          <w:szCs w:val="26"/>
           <w:lang w:val="vi-VN"/>
         </w:rPr>
         <w:t>T</w:t>
       </w:r>
       <w:r>
         <w:rPr>
-          <w:rFonts w:ascii="Times New Roman" w:hAnsi="Times New Roman"/>
-        </w:rPr>
-        <w:t>iền lương</w:t>
-      </w:r>
-      <w:r>
-        <w:rPr>
-          <w:rFonts w:ascii="Times New Roman" w:hAnsi="Times New Roman"/>
-          <w:lang w:val="vi-VN"/>
-        </w:rPr>
-        <w:t xml:space="preserve">, </w:t>
-      </w:r>
-      <w:r>
-        <w:rPr>
-          <w:rFonts w:ascii="Times New Roman" w:hAnsi="Times New Roman"/>
-        </w:rPr>
-        <w:t>thù la</w:t>
-      </w:r>
-      <w:r>
-        <w:rPr>
-          <w:rFonts w:ascii="Times New Roman" w:hAnsi="Times New Roman"/>
-          <w:lang w:val="vi-VN"/>
-        </w:rPr>
-        <w:t>o, thưởng</w:t>
-      </w:r>
-      <w:r>
-        <w:rPr>
-          <w:rFonts w:ascii="Times New Roman" w:hAnsi="Times New Roman"/>
-        </w:rPr>
-        <w:t xml:space="preserve"> và lợi ích khác của người quản lý công ty </w:t>
-      </w:r>
-    </w:p>
-    <w:p>
-      <w:pPr>
-        <w:spacing w:line="240" w:lineRule="auto"/>
-        <w:ind w:firstLine="360"/>
-        <w:rPr>
           <w:color w:val="000000"/>
           <w:sz w:val="26"/>
           <w:szCs w:val="26"/>
           <w:lang w:val="vi-VN"/>
         </w:rPr>
-      </w:pPr>
+        <w:t>iền lương</w:t>
+      </w:r>
       <w:r>
         <w:rPr>
           <w:color w:val="000000"/>
@@ -5546,7 +7077,7 @@
           <w:szCs w:val="26"/>
           <w:lang w:val="vi-VN"/>
         </w:rPr>
-        <w:t xml:space="preserve">1. Người quản lý công ty được hưởng </w:t>
+        <w:t>,</w:t>
       </w:r>
       <w:r>
         <w:rPr>
@@ -5555,15 +7086,16 @@
           <w:szCs w:val="26"/>
           <w:lang w:val="vi-VN"/>
         </w:rPr>
-        <w:t>tiền lương</w:t>
+        <w:t xml:space="preserve"> thù lao</w:t>
       </w:r>
       <w:r>
         <w:rPr>
           <w:color w:val="000000"/>
           <w:sz w:val="26"/>
           <w:szCs w:val="26"/>
-        </w:rPr>
-        <w:t>,</w:t>
+          <w:lang w:val="vi-VN"/>
+        </w:rPr>
+        <w:t>, thưởng</w:t>
       </w:r>
       <w:r>
         <w:rPr>
@@ -5581,15 +7113,16 @@
           <w:szCs w:val="26"/>
           <w:lang w:val="vi-VN"/>
         </w:rPr>
-        <w:t>thù lao</w:t>
+        <w:t xml:space="preserve">và lợi ích khác </w:t>
       </w:r>
       <w:r>
         <w:rPr>
           <w:color w:val="000000"/>
           <w:sz w:val="26"/>
           <w:szCs w:val="26"/>
-        </w:rPr>
-        <w:t>, thưởng</w:t>
+          <w:lang w:val="vi-VN"/>
+        </w:rPr>
+        <w:t xml:space="preserve">của </w:t>
       </w:r>
       <w:r>
         <w:rPr>
@@ -5598,20 +7131,17 @@
           <w:szCs w:val="26"/>
           <w:lang w:val="vi-VN"/>
         </w:rPr>
-        <w:t xml:space="preserve"> và lợi ích khác theo kết quả và hiệu quả kinh doanh của công ty.</w:t>
-      </w:r>
-    </w:p>
-    <w:p>
-      <w:pPr>
-        <w:spacing w:line="240" w:lineRule="auto"/>
-        <w:ind w:firstLine="360"/>
+        <w:t>Kiểm toán viên</w:t>
+      </w:r>
+      <w:r>
         <w:rPr>
           <w:color w:val="000000"/>
           <w:sz w:val="26"/>
           <w:szCs w:val="26"/>
           <w:lang w:val="vi-VN"/>
         </w:rPr>
-      </w:pPr>
+        <w:t xml:space="preserve"> </w:t>
+      </w:r>
       <w:r>
         <w:rPr>
           <w:color w:val="000000"/>
@@ -5619,211 +7149,9 @@
           <w:szCs w:val="26"/>
           <w:lang w:val="vi-VN"/>
         </w:rPr>
-        <w:t xml:space="preserve">2. Chủ sở hữu công ty quyết định mức </w:t>
-      </w:r>
-      <w:r>
-        <w:rPr>
-          <w:color w:val="000000"/>
-          <w:sz w:val="26"/>
-          <w:szCs w:val="26"/>
-          <w:lang w:val="vi-VN"/>
-        </w:rPr>
-        <w:t>tiền lương</w:t>
-      </w:r>
-      <w:r>
-        <w:rPr>
-          <w:color w:val="000000"/>
-          <w:sz w:val="26"/>
-          <w:szCs w:val="26"/>
-          <w:lang w:val="vi-VN"/>
-        </w:rPr>
-        <w:t>,</w:t>
-      </w:r>
-      <w:r>
-        <w:rPr>
-          <w:color w:val="000000"/>
-          <w:sz w:val="26"/>
-          <w:szCs w:val="26"/>
-          <w:lang w:val="vi-VN"/>
-        </w:rPr>
-        <w:t xml:space="preserve"> thù lao</w:t>
-      </w:r>
-      <w:r>
-        <w:rPr>
-          <w:color w:val="000000"/>
-          <w:sz w:val="26"/>
-          <w:szCs w:val="26"/>
-          <w:lang w:val="vi-VN"/>
-        </w:rPr>
-        <w:t>, thưởng</w:t>
-      </w:r>
-      <w:r>
-        <w:rPr>
-          <w:color w:val="000000"/>
-          <w:sz w:val="26"/>
-          <w:szCs w:val="26"/>
-          <w:lang w:val="vi-VN"/>
-        </w:rPr>
-        <w:t xml:space="preserve"> </w:t>
-      </w:r>
-      <w:r>
-        <w:rPr>
-          <w:color w:val="000000"/>
-          <w:sz w:val="26"/>
-          <w:szCs w:val="26"/>
-          <w:lang w:val="vi-VN"/>
-        </w:rPr>
-        <w:t xml:space="preserve">và </w:t>
-      </w:r>
-      <w:r>
-        <w:rPr>
-          <w:color w:val="000000"/>
-          <w:sz w:val="26"/>
-          <w:szCs w:val="26"/>
-          <w:lang w:val="vi-VN"/>
-        </w:rPr>
-        <w:t>lợi ích khác của Chủ tịch công ty. Thù lao, tiền lương và lợi ích khác của người quản lý công ty được tính vào chi phí kinh doanh theo quy định của pháp luật về thuế</w:t>
-      </w:r>
-      <w:r>
-        <w:rPr>
-          <w:color w:val="000000"/>
-          <w:sz w:val="26"/>
-          <w:szCs w:val="26"/>
-          <w:lang w:val="vi-VN"/>
-        </w:rPr>
-        <w:t xml:space="preserve"> thu nhập doanh nghiệp</w:t>
-      </w:r>
-      <w:r>
-        <w:rPr>
-          <w:color w:val="000000"/>
-          <w:sz w:val="26"/>
-          <w:szCs w:val="26"/>
-          <w:lang w:val="vi-VN"/>
-        </w:rPr>
-        <w:t>, pháp luật có liên quan và được thể hiện thành mục riêng trong báo cáo tài chính hằng năm của công ty.</w:t>
-      </w:r>
-    </w:p>
-    <w:p>
-      <w:pPr>
-        <w:spacing w:line="240" w:lineRule="auto"/>
-        <w:ind w:firstLine="360"/>
-        <w:rPr>
-          <w:color w:val="000000"/>
-          <w:sz w:val="26"/>
-          <w:szCs w:val="26"/>
-          <w:lang w:val="vi-VN"/>
-        </w:rPr>
-      </w:pPr>
-      <w:bookmarkStart w:id="5" w:name="_Toc115580070"/>
-      <w:r>
-        <w:rPr>
-          <w:color w:val="000000"/>
-          <w:sz w:val="26"/>
-          <w:szCs w:val="26"/>
-          <w:lang w:val="vi-VN"/>
-        </w:rPr>
-        <w:t xml:space="preserve">3. </w:t>
-      </w:r>
-      <w:r>
-        <w:rPr>
-          <w:color w:val="000000"/>
-          <w:sz w:val="26"/>
-          <w:szCs w:val="26"/>
-          <w:lang w:val="vi-VN"/>
-        </w:rPr>
-        <w:t>T</w:t>
-      </w:r>
-      <w:r>
-        <w:rPr>
-          <w:color w:val="000000"/>
-          <w:sz w:val="26"/>
-          <w:szCs w:val="26"/>
-          <w:lang w:val="vi-VN"/>
-        </w:rPr>
-        <w:t>iền lương</w:t>
-      </w:r>
-      <w:r>
-        <w:rPr>
-          <w:color w:val="000000"/>
-          <w:sz w:val="26"/>
-          <w:szCs w:val="26"/>
-          <w:lang w:val="vi-VN"/>
-        </w:rPr>
-        <w:t>,</w:t>
-      </w:r>
-      <w:r>
-        <w:rPr>
-          <w:color w:val="000000"/>
-          <w:sz w:val="26"/>
-          <w:szCs w:val="26"/>
-          <w:lang w:val="vi-VN"/>
-        </w:rPr>
-        <w:t xml:space="preserve"> thù lao</w:t>
-      </w:r>
-      <w:r>
-        <w:rPr>
-          <w:color w:val="000000"/>
-          <w:sz w:val="26"/>
-          <w:szCs w:val="26"/>
-          <w:lang w:val="vi-VN"/>
-        </w:rPr>
-        <w:t>, thưởng</w:t>
-      </w:r>
-      <w:r>
-        <w:rPr>
-          <w:color w:val="000000"/>
-          <w:sz w:val="26"/>
-          <w:szCs w:val="26"/>
-          <w:lang w:val="vi-VN"/>
-        </w:rPr>
-        <w:t xml:space="preserve"> </w:t>
-      </w:r>
-      <w:r>
-        <w:rPr>
-          <w:color w:val="000000"/>
-          <w:sz w:val="26"/>
-          <w:szCs w:val="26"/>
-          <w:lang w:val="vi-VN"/>
-        </w:rPr>
-        <w:t xml:space="preserve">và lợi ích khác </w:t>
-      </w:r>
-      <w:r>
-        <w:rPr>
-          <w:color w:val="000000"/>
-          <w:sz w:val="26"/>
-          <w:szCs w:val="26"/>
-          <w:lang w:val="vi-VN"/>
-        </w:rPr>
-        <w:t xml:space="preserve">của </w:t>
-      </w:r>
-      <w:r>
-        <w:rPr>
-          <w:color w:val="000000"/>
-          <w:sz w:val="26"/>
-          <w:szCs w:val="26"/>
-          <w:lang w:val="vi-VN"/>
-        </w:rPr>
-        <w:t>Kiểm toán viên</w:t>
-      </w:r>
-      <w:r>
-        <w:rPr>
-          <w:color w:val="000000"/>
-          <w:sz w:val="26"/>
-          <w:szCs w:val="26"/>
-          <w:lang w:val="vi-VN"/>
-        </w:rPr>
-        <w:t xml:space="preserve"> </w:t>
-      </w:r>
-      <w:r>
-        <w:rPr>
-          <w:color w:val="000000"/>
-          <w:sz w:val="26"/>
-          <w:szCs w:val="26"/>
-          <w:lang w:val="vi-VN"/>
-        </w:rPr>
         <w:t>có thể do chủ sở hữu công ty chi trả trực tiếp theo quy định.</w:t>
       </w:r>
-      <w:bookmarkEnd w:id="5"/>
+      <w:bookmarkEnd w:id="6"/>
     </w:p>
     <w:p>
       <w:pPr>
@@ -5950,8 +7278,8 @@
           <w:lang w:val="vi-VN"/>
         </w:rPr>
       </w:pPr>
-      <w:bookmarkStart w:id="6" w:name="_Hlk60645937"/>
-      <w:bookmarkEnd w:id="4"/>
+      <w:bookmarkStart w:id="7" w:name="_Hlk60645937"/>
+      <w:bookmarkEnd w:id="5"/>
       <w:r>
         <w:rPr>
           <w:rFonts w:ascii="Times New Roman" w:hAnsi="Times New Roman"/>
@@ -6184,26 +7512,26 @@
           <w:szCs w:val="26"/>
           <w:lang w:val="vi-VN"/>
         </w:rPr>
+        <w:t>Các vấn đề khác liên quan đến phân phối lợi nhuận được thực hiện theo quy định của pháp luật.</w:t>
+      </w:r>
+    </w:p>
+    <w:p>
+      <w:pPr>
+        <w:spacing w:line="240" w:lineRule="auto"/>
+        <w:ind w:firstLine="360"/>
+        <w:rPr>
+          <w:sz w:val="26"/>
+          <w:szCs w:val="26"/>
+          <w:lang w:val="vi-VN"/>
+        </w:rPr>
+      </w:pPr>
+      <w:r>
+        <w:rPr>
+          <w:sz w:val="26"/>
+          <w:szCs w:val="26"/>
+          <w:lang w:val="vi-VN"/>
+        </w:rPr>
         <w:lastRenderedPageBreak/>
-        <w:t>Các vấn đề khác liên quan đến phân phối lợi nhuận được thực hiện theo quy định của pháp luật.</w:t>
-      </w:r>
-    </w:p>
-    <w:p>
-      <w:pPr>
-        <w:spacing w:line="240" w:lineRule="auto"/>
-        <w:ind w:firstLine="360"/>
-        <w:rPr>
-          <w:sz w:val="26"/>
-          <w:szCs w:val="26"/>
-          <w:lang w:val="vi-VN"/>
-        </w:rPr>
-      </w:pPr>
-      <w:r>
-        <w:rPr>
-          <w:sz w:val="26"/>
-          <w:szCs w:val="26"/>
-          <w:lang w:val="vi-VN"/>
-        </w:rPr>
         <w:t xml:space="preserve">3. </w:t>
       </w:r>
       <w:r>
@@ -6540,7 +7868,7 @@
         </w:rPr>
         <w:t xml:space="preserve">. </w:t>
       </w:r>
-      <w:bookmarkStart w:id="7" w:name="_Toc115580161"/>
+      <w:bookmarkStart w:id="8" w:name="_Toc115580161"/>
       <w:r>
         <w:rPr>
           <w:rFonts w:ascii="Times New Roman" w:hAnsi="Times New Roman"/>
@@ -6555,7 +7883,7 @@
         </w:rPr>
         <w:t> </w:t>
       </w:r>
-      <w:bookmarkEnd w:id="7"/>
+      <w:bookmarkEnd w:id="8"/>
       <w:r>
         <w:rPr>
           <w:rFonts w:ascii="Times New Roman" w:hAnsi="Times New Roman"/>
@@ -6723,7 +8051,7 @@
           <w:lang w:val="vi-VN"/>
         </w:rPr>
       </w:pPr>
-      <w:bookmarkStart w:id="8" w:name="_Hlk60645556"/>
+      <w:bookmarkStart w:id="9" w:name="_Hlk60645556"/>
       <w:r>
         <w:rPr>
           <w:sz w:val="26"/>
@@ -6789,45 +8117,45 @@
           <w:szCs w:val="26"/>
           <w:lang w:val="vi-VN"/>
         </w:rPr>
+        <w:t>1. Thông qua nghị quyết, quyết định giải thể doanh nghiệp. Nghị quyết, quyết định giải thể doanh nghiệp phải bao gồm các nội dung chủ yếu sau đây:</w:t>
+      </w:r>
+    </w:p>
+    <w:p>
+      <w:pPr>
+        <w:spacing w:line="240" w:lineRule="auto"/>
+        <w:ind w:firstLine="360"/>
+        <w:rPr>
+          <w:sz w:val="26"/>
+          <w:szCs w:val="26"/>
+          <w:lang w:val="vi-VN"/>
+        </w:rPr>
+      </w:pPr>
+      <w:r>
+        <w:rPr>
+          <w:sz w:val="26"/>
+          <w:szCs w:val="26"/>
+          <w:lang w:val="vi-VN"/>
+        </w:rPr>
+        <w:t>a) Tên, địa chỉ trụ sở chính của doanh nghiệp;</w:t>
+      </w:r>
+    </w:p>
+    <w:p>
+      <w:pPr>
+        <w:spacing w:line="240" w:lineRule="auto"/>
+        <w:ind w:firstLine="360"/>
+        <w:rPr>
+          <w:sz w:val="26"/>
+          <w:szCs w:val="26"/>
+          <w:lang w:val="vi-VN"/>
+        </w:rPr>
+      </w:pPr>
+      <w:r>
+        <w:rPr>
+          <w:sz w:val="26"/>
+          <w:szCs w:val="26"/>
+          <w:lang w:val="vi-VN"/>
+        </w:rPr>
         <w:lastRenderedPageBreak/>
-        <w:t>1. Thông qua nghị quyết, quyết định giải thể doanh nghiệp. Nghị quyết, quyết định giải thể doanh nghiệp phải bao gồm các nội dung chủ yếu sau đây:</w:t>
-      </w:r>
-    </w:p>
-    <w:p>
-      <w:pPr>
-        <w:spacing w:line="240" w:lineRule="auto"/>
-        <w:ind w:firstLine="360"/>
-        <w:rPr>
-          <w:sz w:val="26"/>
-          <w:szCs w:val="26"/>
-          <w:lang w:val="vi-VN"/>
-        </w:rPr>
-      </w:pPr>
-      <w:r>
-        <w:rPr>
-          <w:sz w:val="26"/>
-          <w:szCs w:val="26"/>
-          <w:lang w:val="vi-VN"/>
-        </w:rPr>
-        <w:t>a) Tên, địa chỉ trụ sở chính của doanh nghiệp;</w:t>
-      </w:r>
-    </w:p>
-    <w:p>
-      <w:pPr>
-        <w:spacing w:line="240" w:lineRule="auto"/>
-        <w:ind w:firstLine="360"/>
-        <w:rPr>
-          <w:sz w:val="26"/>
-          <w:szCs w:val="26"/>
-          <w:lang w:val="vi-VN"/>
-        </w:rPr>
-      </w:pPr>
-      <w:r>
-        <w:rPr>
-          <w:sz w:val="26"/>
-          <w:szCs w:val="26"/>
-          <w:lang w:val="vi-VN"/>
-        </w:rPr>
         <w:t>b) Lý do giải thể;</w:t>
       </w:r>
     </w:p>
@@ -7089,7 +8417,7 @@
         </w:rPr>
       </w:pPr>
     </w:p>
-    <w:bookmarkEnd w:id="8"/>
+    <w:bookmarkEnd w:id="9"/>
     <w:p>
       <w:pPr>
         <w:pStyle w:val="Heading3"/>
@@ -7544,7 +8872,7 @@
         </w:rPr>
         <w:t xml:space="preserve">Những vấn đề liên quan đến hoạt động của Công ty không được nêu trong Bản Điều lệ này sẽ do Luật Doanh nghiệp và các văn bản pháp luật liên quan khác điều chỉnh. </w:t>
       </w:r>
-      <w:bookmarkEnd w:id="6"/>
+      <w:bookmarkEnd w:id="7"/>
     </w:p>
     <w:p>
       <w:pPr>
@@ -7836,8 +9164,6 @@
         </w:rPr>
         <w:t>ngày 18 tháng 08 năm 2026</w:t>
       </w:r>
-      <w:bookmarkStart w:id="9" w:name="_GoBack"/>
-      <w:bookmarkEnd w:id="9"/>
       <w:r>
         <w:rPr>
           <w:sz w:val="26"/>
@@ -8021,7 +9347,7 @@
       <w:rPr>
         <w:noProof/>
       </w:rPr>
-      <w:t>10</w:t>
+      <w:t>11</w:t>
     </w:r>
     <w:r>
       <w:rPr>
@@ -9104,6 +10430,118 @@
     </w:lvl>
   </w:abstractNum>
   <w:abstractNum w:abstractNumId="8" w15:restartNumberingAfterBreak="0">
+    <w:nsid w:val="5D833B57"/>
+    <w:multiLevelType w:val="hybridMultilevel"/>
+    <w:tmpl w:val="7C9CEB22"/>
+    <w:lvl w:ilvl="0" w:tplc="0E289188">
+      <w:numFmt w:val="bullet"/>
+      <w:lvlText w:val="-"/>
+      <w:lvlJc w:val="left"/>
+      <w:pPr>
+        <w:ind w:left="900" w:hanging="360"/>
+      </w:pPr>
+      <w:rPr>
+        <w:rFonts w:ascii="Times New Roman" w:eastAsia="Calibri" w:hAnsi="Times New Roman" w:cs="Times New Roman" w:hint="default"/>
+      </w:rPr>
+    </w:lvl>
+    <w:lvl w:ilvl="1" w:tplc="04090003" w:tentative="1">
+      <w:start w:val="1"/>
+      <w:numFmt w:val="bullet"/>
+      <w:lvlText w:val="o"/>
+      <w:lvlJc w:val="left"/>
+      <w:pPr>
+        <w:ind w:left="1620" w:hanging="360"/>
+      </w:pPr>
+      <w:rPr>
+        <w:rFonts w:ascii="Courier New" w:hAnsi="Courier New" w:cs="Courier New" w:hint="default"/>
+      </w:rPr>
+    </w:lvl>
+    <w:lvl w:ilvl="2" w:tplc="04090005" w:tentative="1">
+      <w:start w:val="1"/>
+      <w:numFmt w:val="bullet"/>
+      <w:lvlText w:val=""/>
+      <w:lvlJc w:val="left"/>
+      <w:pPr>
+        <w:ind w:left="2340" w:hanging="360"/>
+      </w:pPr>
+      <w:rPr>
+        <w:rFonts w:ascii="Wingdings" w:hAnsi="Wingdings" w:hint="default"/>
+      </w:rPr>
+    </w:lvl>
+    <w:lvl w:ilvl="3" w:tplc="04090001" w:tentative="1">
+      <w:start w:val="1"/>
+      <w:numFmt w:val="bullet"/>
+      <w:lvlText w:val=""/>
+      <w:lvlJc w:val="left"/>
+      <w:pPr>
+        <w:ind w:left="3060" w:hanging="360"/>
+      </w:pPr>
+      <w:rPr>
+        <w:rFonts w:ascii="Symbol" w:hAnsi="Symbol" w:hint="default"/>
+      </w:rPr>
+    </w:lvl>
+    <w:lvl w:ilvl="4" w:tplc="04090003" w:tentative="1">
+      <w:start w:val="1"/>
+      <w:numFmt w:val="bullet"/>
+      <w:lvlText w:val="o"/>
+      <w:lvlJc w:val="left"/>
+      <w:pPr>
+        <w:ind w:left="3780" w:hanging="360"/>
+      </w:pPr>
+      <w:rPr>
+        <w:rFonts w:ascii="Courier New" w:hAnsi="Courier New" w:cs="Courier New" w:hint="default"/>
+      </w:rPr>
+    </w:lvl>
+    <w:lvl w:ilvl="5" w:tplc="04090005" w:tentative="1">
+      <w:start w:val="1"/>
+      <w:numFmt w:val="bullet"/>
+      <w:lvlText w:val=""/>
+      <w:lvlJc w:val="left"/>
+      <w:pPr>
+        <w:ind w:left="4500" w:hanging="360"/>
+      </w:pPr>
+      <w:rPr>
+        <w:rFonts w:ascii="Wingdings" w:hAnsi="Wingdings" w:hint="default"/>
+      </w:rPr>
+    </w:lvl>
+    <w:lvl w:ilvl="6" w:tplc="04090001" w:tentative="1">
+      <w:start w:val="1"/>
+      <w:numFmt w:val="bullet"/>
+      <w:lvlText w:val=""/>
+      <w:lvlJc w:val="left"/>
+      <w:pPr>
+        <w:ind w:left="5220" w:hanging="360"/>
+      </w:pPr>
+      <w:rPr>
+        <w:rFonts w:ascii="Symbol" w:hAnsi="Symbol" w:hint="default"/>
+      </w:rPr>
+    </w:lvl>
+    <w:lvl w:ilvl="7" w:tplc="04090003" w:tentative="1">
+      <w:start w:val="1"/>
+      <w:numFmt w:val="bullet"/>
+      <w:lvlText w:val="o"/>
+      <w:lvlJc w:val="left"/>
+      <w:pPr>
+        <w:ind w:left="5940" w:hanging="360"/>
+      </w:pPr>
+      <w:rPr>
+        <w:rFonts w:ascii="Courier New" w:hAnsi="Courier New" w:cs="Courier New" w:hint="default"/>
+      </w:rPr>
+    </w:lvl>
+    <w:lvl w:ilvl="8" w:tplc="04090005" w:tentative="1">
+      <w:start w:val="1"/>
+      <w:numFmt w:val="bullet"/>
+      <w:lvlText w:val=""/>
+      <w:lvlJc w:val="left"/>
+      <w:pPr>
+        <w:ind w:left="6660" w:hanging="360"/>
+      </w:pPr>
+      <w:rPr>
+        <w:rFonts w:ascii="Wingdings" w:hAnsi="Wingdings" w:hint="default"/>
+      </w:rPr>
+    </w:lvl>
+  </w:abstractNum>
+  <w:abstractNum w:abstractNumId="9" w15:restartNumberingAfterBreak="0">
     <w:nsid w:val="7A1A0BA9"/>
     <w:multiLevelType w:val="hybridMultilevel"/>
     <w:tmpl w:val="52D4026A"/>
@@ -9243,7 +10681,7 @@
       </w:rPr>
     </w:lvl>
   </w:abstractNum>
-  <w:abstractNum w:abstractNumId="9" w15:restartNumberingAfterBreak="0">
+  <w:abstractNum w:abstractNumId="10" w15:restartNumberingAfterBreak="0">
     <w:nsid w:val="7E4155C0"/>
     <w:multiLevelType w:val="hybridMultilevel"/>
     <w:tmpl w:val="E5F8D756"/>
@@ -9356,7 +10794,7 @@
       </w:pPr>
     </w:lvl>
   </w:abstractNum>
-  <w:abstractNum w:abstractNumId="10" w15:restartNumberingAfterBreak="0">
+  <w:abstractNum w:abstractNumId="11" w15:restartNumberingAfterBreak="0">
     <w:nsid w:val="7F5A6131"/>
     <w:multiLevelType w:val="hybridMultilevel"/>
     <w:tmpl w:val="1ABE2B92"/>
@@ -9534,7 +10972,7 @@
     </w:lvlOverride>
   </w:num>
   <w:num w:numId="4">
-    <w:abstractNumId w:val="10"/>
+    <w:abstractNumId w:val="11"/>
     <w:lvlOverride w:ilvl="0"/>
     <w:lvlOverride w:ilvl="1">
       <w:startOverride w:val="1"/>
@@ -9608,7 +11046,7 @@
     </w:lvlOverride>
   </w:num>
   <w:num w:numId="7">
-    <w:abstractNumId w:val="9"/>
+    <w:abstractNumId w:val="10"/>
     <w:lvlOverride w:ilvl="0">
       <w:startOverride w:val="1"/>
     </w:lvlOverride>
@@ -9698,10 +11136,13 @@
     </w:lvlOverride>
   </w:num>
   <w:num w:numId="10">
-    <w:abstractNumId w:val="8"/>
+    <w:abstractNumId w:val="9"/>
   </w:num>
   <w:num w:numId="11">
     <w:abstractNumId w:val="4"/>
+  </w:num>
+  <w:num w:numId="12">
+    <w:abstractNumId w:val="8"/>
   </w:num>
 </w:numbering>
 </file>
@@ -10495,6 +11936,28 @@
       </w:tblBorders>
     </w:tblPr>
   </w:style>
+  <w:style w:type="table" w:customStyle="1" w:styleId="TableGrid3">
+    <w:name w:val="Table Grid3"/>
+    <w:basedOn w:val="TableNormal"/>
+    <w:next w:val="TableGrid"/>
+    <w:uiPriority w:val="59"/>
+    <w:rsid w:val="006216CB"/>
+    <w:rPr>
+      <w:rFonts w:ascii="Cambria" w:eastAsia="MS Mincho" w:hAnsi="Cambria"/>
+      <w:sz w:val="22"/>
+      <w:szCs w:val="22"/>
+    </w:rPr>
+    <w:tblPr>
+      <w:tblBorders>
+        <w:top w:val="single" w:sz="4" w:space="0" w:color="auto"/>
+        <w:left w:val="single" w:sz="4" w:space="0" w:color="auto"/>
+        <w:bottom w:val="single" w:sz="4" w:space="0" w:color="auto"/>
+        <w:right w:val="single" w:sz="4" w:space="0" w:color="auto"/>
+        <w:insideH w:val="single" w:sz="4" w:space="0" w:color="auto"/>
+        <w:insideV w:val="single" w:sz="4" w:space="0" w:color="auto"/>
+      </w:tblBorders>
+    </w:tblPr>
+  </w:style>
 </w:styles>
 </file>
 
